--- a/Sindhi Muslim/New-Files/CPD Plan.docx
+++ b/Sindhi Muslim/New-Files/CPD Plan.docx
@@ -1,6 +1,6 @@
 
 <file path=word/document.xml><?xml version="1.0" encoding="utf-8"?>
-<w:document xmlns:wpc="http://schemas.microsoft.com/office/word/2010/wordprocessingCanvas" xmlns:mc="http://schemas.openxmlformats.org/markup-compatibility/2006" xmlns:o="urn:schemas-microsoft-com:office:office" xmlns:r="http://schemas.openxmlformats.org/officeDocument/2006/relationships" xmlns:m="http://schemas.openxmlformats.org/officeDocument/2006/math" xmlns:v="urn:schemas-microsoft-com:vml" xmlns:wp14="http://schemas.microsoft.com/office/word/2010/wordprocessingDrawing" xmlns:wp="http://schemas.openxmlformats.org/drawingml/2006/wordprocessingDrawing" xmlns:w="http://schemas.openxmlformats.org/wordprocessingml/2006/main" xmlns:w14="http://schemas.microsoft.com/office/word/2010/wordml" xmlns:w10="urn:schemas-microsoft-com:office:word" xmlns:w15="http://schemas.microsoft.com/office/word/2012/wordml" xmlns:wpg="http://schemas.microsoft.com/office/word/2010/wordprocessingGroup" xmlns:wpi="http://schemas.microsoft.com/office/word/2010/wordprocessingInk" xmlns:wne="http://schemas.microsoft.com/office/word/2006/wordml" xmlns:wps="http://schemas.microsoft.com/office/word/2010/wordprocessingShape" xmlns:wpsCustomData="http://www.wps.cn/officeDocument/2013/wpsCustomData" mc:Ignorable="w14 w15 wp14">
+<w:document xmlns:wpc="http://schemas.microsoft.com/office/word/2010/wordprocessingCanvas" xmlns:cx="http://schemas.microsoft.com/office/drawing/2014/chartex" xmlns:cx1="http://schemas.microsoft.com/office/drawing/2015/9/8/chartex" xmlns:cx2="http://schemas.microsoft.com/office/drawing/2015/10/21/chartex" xmlns:cx3="http://schemas.microsoft.com/office/drawing/2016/5/9/chartex" xmlns:cx4="http://schemas.microsoft.com/office/drawing/2016/5/10/chartex" xmlns:cx5="http://schemas.microsoft.com/office/drawing/2016/5/11/chartex" xmlns:cx6="http://schemas.microsoft.com/office/drawing/2016/5/12/chartex" xmlns:cx7="http://schemas.microsoft.com/office/drawing/2016/5/13/chartex" xmlns:cx8="http://schemas.microsoft.com/office/drawing/2016/5/14/chartex" xmlns:mc="http://schemas.openxmlformats.org/markup-compatibility/2006" xmlns:aink="http://schemas.microsoft.com/office/drawing/2016/ink" xmlns:am3d="http://schemas.microsoft.com/office/drawing/2017/model3d" xmlns:o="urn:schemas-microsoft-com:office:office" xmlns:oel="http://schemas.microsoft.com/office/2019/extlst" xmlns:r="http://schemas.openxmlformats.org/officeDocument/2006/relationships" xmlns:m="http://schemas.openxmlformats.org/officeDocument/2006/math" xmlns:v="urn:schemas-microsoft-com:vml" xmlns:wp14="http://schemas.microsoft.com/office/word/2010/wordprocessingDrawing" xmlns:wp="http://schemas.openxmlformats.org/drawingml/2006/wordprocessingDrawing" xmlns:w10="urn:schemas-microsoft-com:office:word" xmlns:w="http://schemas.openxmlformats.org/wordprocessingml/2006/main" xmlns:w14="http://schemas.microsoft.com/office/word/2010/wordml" xmlns:w15="http://schemas.microsoft.com/office/word/2012/wordml" xmlns:w16cex="http://schemas.microsoft.com/office/word/2018/wordml/cex" xmlns:w16cid="http://schemas.microsoft.com/office/word/2016/wordml/cid" xmlns:w16="http://schemas.microsoft.com/office/word/2018/wordml" xmlns:w16du="http://schemas.microsoft.com/office/word/2023/wordml/word16du" xmlns:w16sdtdh="http://schemas.microsoft.com/office/word/2020/wordml/sdtdatahash" xmlns:w16sdtfl="http://schemas.microsoft.com/office/word/2024/wordml/sdtformatlock" xmlns:w16se="http://schemas.microsoft.com/office/word/2015/wordml/symex" xmlns:wpg="http://schemas.microsoft.com/office/word/2010/wordprocessingGroup" xmlns:wpi="http://schemas.microsoft.com/office/word/2010/wordprocessingInk" xmlns:wne="http://schemas.microsoft.com/office/word/2006/wordml" xmlns:wps="http://schemas.microsoft.com/office/word/2010/wordprocessingShape" mc:Ignorable="w14 w15 w16se w16cid w16 w16cex w16sdtdh w16sdtfl w16du wp14">
   <w:body>
     <w:p>
       <w:pPr>
@@ -18,12 +18,13 @@
           <w:rFonts w:ascii="Dosis ExtraBold" w:hAnsi="Dosis ExtraBold"/>
           <w:b/>
           <w:bCs/>
+          <w:noProof/>
           <w:sz w:val="48"/>
           <w:szCs w:val="44"/>
           <w:lang w:eastAsia="en-GB"/>
         </w:rPr>
         <w:drawing>
-          <wp:anchor distT="0" distB="0" distL="114300" distR="114300" simplePos="0" relativeHeight="251659264" behindDoc="0" locked="0" layoutInCell="1" allowOverlap="1">
+          <wp:anchor distT="0" distB="0" distL="114300" distR="114300" simplePos="0" relativeHeight="251659264" behindDoc="0" locked="0" layoutInCell="1" allowOverlap="1" wp14:anchorId="7BF4C921" wp14:editId="0FC50C31">
             <wp:simplePos x="0" y="0"/>
             <wp:positionH relativeFrom="margin">
               <wp:posOffset>-390525</wp:posOffset>
@@ -79,12 +80,13 @@
           <w:rFonts w:ascii="Dosis ExtraBold" w:hAnsi="Dosis ExtraBold"/>
           <w:b/>
           <w:bCs/>
+          <w:noProof/>
           <w:sz w:val="48"/>
           <w:szCs w:val="44"/>
           <w:lang w:eastAsia="en-GB"/>
         </w:rPr>
         <w:drawing>
-          <wp:anchor distT="0" distB="0" distL="114300" distR="114300" simplePos="0" relativeHeight="251660288" behindDoc="0" locked="0" layoutInCell="1" allowOverlap="1">
+          <wp:anchor distT="0" distB="0" distL="114300" distR="114300" simplePos="0" relativeHeight="251660288" behindDoc="0" locked="0" layoutInCell="1" allowOverlap="1" wp14:anchorId="1C752C0D" wp14:editId="5627B1A2">
             <wp:simplePos x="0" y="0"/>
             <wp:positionH relativeFrom="margin">
               <wp:posOffset>5259070</wp:posOffset>
@@ -155,7 +157,7 @@
           <w:sz w:val="44"/>
           <w:szCs w:val="32"/>
           <w:u w:val="single"/>
-          <w:shd w:val="clear" w:color="auto" w:fill="F1F1F1" w:themeFill="background1" w:themeFillShade="F2"/>
+          <w:shd w:val="clear" w:color="auto" w:fill="F2F2F2" w:themeFill="background1" w:themeFillShade="F2"/>
         </w:rPr>
         <w:t>SINDH MADRESSAH TUL ISLAM BOARD</w:t>
       </w:r>
@@ -194,17 +196,6 @@
       <w:pPr>
         <w:spacing w:after="0" w:line="240" w:lineRule="auto"/>
         <w:jc w:val="center"/>
-        <w:rPr>
-          <w:rFonts w:hint="default" w:ascii="Times New Roman" w:hAnsi="Times New Roman" w:cs="Times New Roman"/>
-          <w:b/>
-          <w:bCs/>
-          <w:sz w:val="28"/>
-          <w:szCs w:val="28"/>
-          <w:u w:val="single"/>
-          <w:lang w:val="en-US"/>
-        </w:rPr>
-      </w:pPr>
-      <w:r>
         <w:rPr>
           <w:rFonts w:ascii="Times New Roman" w:hAnsi="Times New Roman" w:cs="Times New Roman"/>
           <w:b/>
@@ -214,25 +205,8 @@
           <w:u w:val="single"/>
           <w:lang w:val="en-US"/>
         </w:rPr>
-        <w:t xml:space="preserve">CONTINUOUS PROFESSIONAL DEVELOPMENT </w:t>
-      </w:r>
-      <w:r>
-        <w:rPr>
-          <w:rFonts w:hint="default" w:ascii="Times New Roman" w:hAnsi="Times New Roman" w:cs="Times New Roman"/>
-          <w:b/>
-          <w:bCs/>
-          <w:sz w:val="28"/>
-          <w:szCs w:val="28"/>
-          <w:u w:val="single"/>
-          <w:lang w:val="en-US"/>
-        </w:rPr>
-        <w:t>PLAN</w:t>
-      </w:r>
-    </w:p>
-    <w:p>
-      <w:pPr>
-        <w:spacing w:after="0" w:line="240" w:lineRule="auto"/>
-        <w:jc w:val="center"/>
+      </w:pPr>
+      <w:r>
         <w:rPr>
           <w:rFonts w:ascii="Times New Roman" w:hAnsi="Times New Roman" w:cs="Times New Roman"/>
           <w:b/>
@@ -242,28 +216,30 @@
           <w:u w:val="single"/>
           <w:lang w:val="en-US"/>
         </w:rPr>
+        <w:t>CONTINUOUS PROFESSIONAL DEVELOPMENT PLAN</w:t>
+      </w:r>
+    </w:p>
+    <w:p>
+      <w:pPr>
+        <w:spacing w:after="0" w:line="240" w:lineRule="auto"/>
+        <w:jc w:val="center"/>
+        <w:rPr>
+          <w:rFonts w:ascii="Times New Roman" w:hAnsi="Times New Roman" w:cs="Times New Roman"/>
+          <w:b/>
+          <w:bCs/>
+          <w:sz w:val="28"/>
+          <w:szCs w:val="28"/>
+          <w:u w:val="single"/>
+          <w:lang w:val="en-US"/>
+        </w:rPr>
       </w:pPr>
     </w:p>
     <w:tbl>
       <w:tblPr>
-        <w:tblStyle w:val="9"/>
+        <w:tblStyle w:val="TableGrid"/>
         <w:tblW w:w="8649" w:type="dxa"/>
-        <w:tblInd w:w="0" w:type="dxa"/>
-        <w:tblBorders>
-          <w:top w:val="single" w:color="auto" w:sz="4" w:space="0"/>
-          <w:left w:val="single" w:color="auto" w:sz="4" w:space="0"/>
-          <w:bottom w:val="single" w:color="auto" w:sz="4" w:space="0"/>
-          <w:right w:val="single" w:color="auto" w:sz="4" w:space="0"/>
-          <w:insideH w:val="single" w:color="auto" w:sz="4" w:space="0"/>
-          <w:insideV w:val="single" w:color="auto" w:sz="4" w:space="0"/>
-        </w:tblBorders>
         <w:tblLayout w:type="fixed"/>
-        <w:tblCellMar>
-          <w:top w:w="0" w:type="dxa"/>
-          <w:left w:w="108" w:type="dxa"/>
-          <w:bottom w:w="0" w:type="dxa"/>
-          <w:right w:w="108" w:type="dxa"/>
-        </w:tblCellMar>
+        <w:tblLook w:val="04A0" w:firstRow="1" w:lastRow="0" w:firstColumn="1" w:lastColumn="0" w:noHBand="0" w:noVBand="1"/>
       </w:tblPr>
       <w:tblGrid>
         <w:gridCol w:w="1608"/>
@@ -273,22 +249,6 @@
         <w:gridCol w:w="1722"/>
       </w:tblGrid>
       <w:tr>
-        <w:tblPrEx>
-          <w:tblBorders>
-            <w:top w:val="single" w:color="auto" w:sz="4" w:space="0"/>
-            <w:left w:val="single" w:color="auto" w:sz="4" w:space="0"/>
-            <w:bottom w:val="single" w:color="auto" w:sz="4" w:space="0"/>
-            <w:right w:val="single" w:color="auto" w:sz="4" w:space="0"/>
-            <w:insideH w:val="single" w:color="auto" w:sz="4" w:space="0"/>
-            <w:insideV w:val="single" w:color="auto" w:sz="4" w:space="0"/>
-          </w:tblBorders>
-          <w:tblCellMar>
-            <w:top w:w="0" w:type="dxa"/>
-            <w:left w:w="108" w:type="dxa"/>
-            <w:bottom w:w="0" w:type="dxa"/>
-            <w:right w:w="108" w:type="dxa"/>
-          </w:tblCellMar>
-        </w:tblPrEx>
         <w:tc>
           <w:tcPr>
             <w:tcW w:w="1608" w:type="dxa"/>
@@ -426,22 +386,6 @@
         </w:tc>
       </w:tr>
       <w:tr>
-        <w:tblPrEx>
-          <w:tblBorders>
-            <w:top w:val="single" w:color="auto" w:sz="4" w:space="0"/>
-            <w:left w:val="single" w:color="auto" w:sz="4" w:space="0"/>
-            <w:bottom w:val="single" w:color="auto" w:sz="4" w:space="0"/>
-            <w:right w:val="single" w:color="auto" w:sz="4" w:space="0"/>
-            <w:insideH w:val="single" w:color="auto" w:sz="4" w:space="0"/>
-            <w:insideV w:val="single" w:color="auto" w:sz="4" w:space="0"/>
-          </w:tblBorders>
-          <w:tblCellMar>
-            <w:top w:w="0" w:type="dxa"/>
-            <w:left w:w="108" w:type="dxa"/>
-            <w:bottom w:w="0" w:type="dxa"/>
-            <w:right w:w="108" w:type="dxa"/>
-          </w:tblCellMar>
-        </w:tblPrEx>
         <w:tc>
           <w:tcPr>
             <w:tcW w:w="1608" w:type="dxa"/>
@@ -503,7 +447,7 @@
               <w:spacing w:after="0" w:line="240" w:lineRule="auto"/>
               <w:jc w:val="center"/>
               <w:rPr>
-                <w:rFonts w:hint="default" w:ascii="Times New Roman" w:hAnsi="Times New Roman" w:cs="Times New Roman"/>
+                <w:rFonts w:ascii="Times New Roman" w:hAnsi="Times New Roman" w:cs="Times New Roman"/>
                 <w:sz w:val="24"/>
                 <w:szCs w:val="24"/>
                 <w:lang w:val="en-US"/>
@@ -511,7 +455,7 @@
             </w:pPr>
             <w:r>
               <w:rPr>
-                <w:rFonts w:hint="default" w:ascii="Times New Roman" w:hAnsi="Times New Roman" w:cs="Times New Roman"/>
+                <w:rFonts w:ascii="Times New Roman" w:hAnsi="Times New Roman" w:cs="Times New Roman"/>
                 <w:sz w:val="24"/>
                 <w:szCs w:val="24"/>
                 <w:lang w:val="en-US"/>
@@ -574,22 +518,6 @@
         </w:tc>
       </w:tr>
       <w:tr>
-        <w:tblPrEx>
-          <w:tblBorders>
-            <w:top w:val="single" w:color="auto" w:sz="4" w:space="0"/>
-            <w:left w:val="single" w:color="auto" w:sz="4" w:space="0"/>
-            <w:bottom w:val="single" w:color="auto" w:sz="4" w:space="0"/>
-            <w:right w:val="single" w:color="auto" w:sz="4" w:space="0"/>
-            <w:insideH w:val="single" w:color="auto" w:sz="4" w:space="0"/>
-            <w:insideV w:val="single" w:color="auto" w:sz="4" w:space="0"/>
-          </w:tblBorders>
-          <w:tblCellMar>
-            <w:top w:w="0" w:type="dxa"/>
-            <w:left w:w="108" w:type="dxa"/>
-            <w:bottom w:w="0" w:type="dxa"/>
-            <w:right w:w="108" w:type="dxa"/>
-          </w:tblCellMar>
-        </w:tblPrEx>
         <w:tc>
           <w:tcPr>
             <w:tcW w:w="1608" w:type="dxa"/>
@@ -727,7 +655,7 @@
         <w:spacing w:after="0" w:line="240" w:lineRule="auto"/>
         <w:jc w:val="center"/>
         <w:rPr>
-          <w:rFonts w:hint="default" w:ascii="Times New Roman" w:hAnsi="Times New Roman" w:cs="Times New Roman"/>
+          <w:rFonts w:ascii="Times New Roman" w:hAnsi="Times New Roman" w:cs="Times New Roman"/>
           <w:b/>
           <w:bCs/>
           <w:sz w:val="28"/>
@@ -739,182 +667,184 @@
     </w:p>
     <w:p>
       <w:pPr>
-        <w:keepNext w:val="0"/>
-        <w:keepLines w:val="0"/>
-        <w:widowControl/>
-        <w:suppressLineNumbers w:val="0"/>
         <w:spacing w:line="480" w:lineRule="auto"/>
-        <w:jc w:val="left"/>
-        <w:rPr>
-          <w:rFonts w:hint="default" w:ascii="Times New Roman" w:hAnsi="Times New Roman" w:cs="Times New Roman"/>
+        <w:rPr>
+          <w:rFonts w:ascii="Times New Roman" w:hAnsi="Times New Roman" w:cs="Times New Roman"/>
           <w:sz w:val="24"/>
           <w:szCs w:val="24"/>
         </w:rPr>
       </w:pPr>
       <w:r>
         <w:rPr>
-          <w:rFonts w:hint="default" w:ascii="Times New Roman" w:hAnsi="Times New Roman" w:eastAsia="SimSun" w:cs="Times New Roman"/>
-          <w:kern w:val="0"/>
+          <w:rFonts w:ascii="Times New Roman" w:eastAsia="SimSun" w:hAnsi="Times New Roman" w:cs="Times New Roman"/>
           <w:sz w:val="24"/>
           <w:szCs w:val="24"/>
           <w:lang w:val="en-US" w:eastAsia="zh-CN" w:bidi="ar"/>
         </w:rPr>
-        <w:t xml:space="preserve">To educate parents and kids about the school's policies, the Sindh Madressah Board held an orientation session. The improvement of the school system was greatly aided by this orientation session. It will assist us in raising the school's attendance and dropout rates. SMC was invited to this session as well. </w:t>
-      </w:r>
-      <w:r>
-        <w:rPr>
-          <w:rFonts w:hint="default" w:ascii="Times New Roman" w:hAnsi="Times New Roman" w:eastAsia="SimSun" w:cs="Times New Roman"/>
-          <w:kern w:val="0"/>
+        <w:t xml:space="preserve">To educate parents and kids about the school's policies, the Sindh </w:t>
+      </w:r>
+      <w:proofErr w:type="spellStart"/>
+      <w:r>
+        <w:rPr>
+          <w:rFonts w:ascii="Times New Roman" w:eastAsia="SimSun" w:hAnsi="Times New Roman" w:cs="Times New Roman"/>
           <w:sz w:val="24"/>
           <w:szCs w:val="24"/>
           <w:lang w:val="en-US" w:eastAsia="zh-CN" w:bidi="ar"/>
         </w:rPr>
-        <w:br w:type="textWrapping"/>
-      </w:r>
-      <w:r>
-        <w:rPr>
-          <w:rFonts w:hint="default" w:ascii="Times New Roman" w:hAnsi="Times New Roman" w:eastAsia="SimSun" w:cs="Times New Roman"/>
-          <w:kern w:val="0"/>
+        <w:t>Madressah</w:t>
+      </w:r>
+      <w:proofErr w:type="spellEnd"/>
+      <w:r>
+        <w:rPr>
+          <w:rFonts w:ascii="Times New Roman" w:eastAsia="SimSun" w:hAnsi="Times New Roman" w:cs="Times New Roman"/>
           <w:sz w:val="24"/>
           <w:szCs w:val="24"/>
           <w:lang w:val="en-US" w:eastAsia="zh-CN" w:bidi="ar"/>
         </w:rPr>
-        <w:t>The school invited the Dettol team to provide a health and hygiene program. In the 8L school and Frontier colony, the Dettol crew completed this task, while LHV assisted the ECE and primary teachers in Sindhi Jamat and Waryo Gabol schools.</w:t>
-      </w:r>
-    </w:p>
-    <w:p>
-      <w:pPr>
-        <w:keepNext w:val="0"/>
-        <w:keepLines w:val="0"/>
-        <w:widowControl/>
-        <w:suppressLineNumbers w:val="0"/>
-        <w:spacing w:after="240" w:afterAutospacing="0" w:line="480" w:lineRule="auto"/>
-        <w:jc w:val="center"/>
-        <w:rPr>
-          <w:rFonts w:hint="default" w:ascii="Times New Roman" w:hAnsi="Times New Roman" w:eastAsia="SimSun" w:cs="Times New Roman"/>
-          <w:kern w:val="0"/>
+        <w:t xml:space="preserve"> Board held an orientation session. The improvement of the school system was greatly aided by this orientation session. It will assist us in raising the school's attendance and dropout rates. SMC was invited to this session as well. </w:t>
+      </w:r>
+      <w:r>
+        <w:rPr>
+          <w:rFonts w:ascii="Times New Roman" w:eastAsia="SimSun" w:hAnsi="Times New Roman" w:cs="Times New Roman"/>
           <w:sz w:val="24"/>
           <w:szCs w:val="24"/>
           <w:lang w:val="en-US" w:eastAsia="zh-CN" w:bidi="ar"/>
         </w:rPr>
-      </w:pPr>
-      <w:r>
-        <w:rPr>
-          <w:rFonts w:hint="default" w:ascii="Times New Roman" w:hAnsi="Times New Roman" w:eastAsia="SimSun" w:cs="Times New Roman"/>
-          <w:kern w:val="0"/>
+        <w:br/>
+        <w:t xml:space="preserve">The school invited the Dettol team to provide a health and hygiene program. In the 8L school and Frontier colony, the Dettol crew completed this task, while LHV assisted the ECE and primary teachers in Sindhi Jamat and </w:t>
+      </w:r>
+      <w:proofErr w:type="spellStart"/>
+      <w:r>
+        <w:rPr>
+          <w:rFonts w:ascii="Times New Roman" w:eastAsia="SimSun" w:hAnsi="Times New Roman" w:cs="Times New Roman"/>
           <w:sz w:val="24"/>
           <w:szCs w:val="24"/>
           <w:lang w:val="en-US" w:eastAsia="zh-CN" w:bidi="ar"/>
         </w:rPr>
-        <w:t xml:space="preserve">The EMIS system was covered in the training for the IT operators. Ms. Huma Jabeen, the Compliance Manager, arranged this training to help the Governemnt and Management of SMB to monitor the system online and ensure that the data are saved on time. All of the IT operators of newly built and consolidated schools received this instruction. </w:t>
-      </w:r>
-      <w:r>
-        <w:rPr>
-          <w:rFonts w:hint="default" w:ascii="Times New Roman" w:hAnsi="Times New Roman" w:eastAsia="SimSun" w:cs="Times New Roman"/>
-          <w:kern w:val="0"/>
+        <w:t>Waryo</w:t>
+      </w:r>
+      <w:proofErr w:type="spellEnd"/>
+      <w:r>
+        <w:rPr>
+          <w:rFonts w:ascii="Times New Roman" w:eastAsia="SimSun" w:hAnsi="Times New Roman" w:cs="Times New Roman"/>
           <w:sz w:val="24"/>
           <w:szCs w:val="24"/>
           <w:lang w:val="en-US" w:eastAsia="zh-CN" w:bidi="ar"/>
         </w:rPr>
-        <w:br w:type="textWrapping"/>
-      </w:r>
-      <w:r>
-        <w:rPr>
-          <w:rFonts w:hint="default" w:ascii="Times New Roman" w:hAnsi="Times New Roman" w:eastAsia="SimSun" w:cs="Times New Roman"/>
-          <w:kern w:val="0"/>
+        <w:t xml:space="preserve"> Gabol schools.</w:t>
+      </w:r>
+    </w:p>
+    <w:p>
+      <w:pPr>
+        <w:spacing w:after="240" w:line="480" w:lineRule="auto"/>
+        <w:jc w:val="center"/>
+        <w:rPr>
+          <w:rFonts w:ascii="Times New Roman" w:eastAsia="SimSun" w:hAnsi="Times New Roman" w:cs="Times New Roman"/>
           <w:sz w:val="24"/>
           <w:szCs w:val="24"/>
           <w:lang w:val="en-US" w:eastAsia="zh-CN" w:bidi="ar"/>
         </w:rPr>
-        <w:t xml:space="preserve">Teachers received a refresher session on lesson planning and daily diaries. Teachers were also instructed on the curriculum since they were so distracted that pupils' grades were below grade level and it would be hard for us to cover the material in accordance with the Sindh Madressah Board's syllabus coverage. </w:t>
-      </w:r>
-      <w:r>
-        <w:rPr>
-          <w:rFonts w:hint="default" w:ascii="Times New Roman" w:hAnsi="Times New Roman" w:eastAsia="SimSun" w:cs="Times New Roman"/>
-          <w:kern w:val="0"/>
+      </w:pPr>
+      <w:r>
+        <w:rPr>
+          <w:rFonts w:ascii="Times New Roman" w:eastAsia="SimSun" w:hAnsi="Times New Roman" w:cs="Times New Roman"/>
           <w:sz w:val="24"/>
           <w:szCs w:val="24"/>
           <w:lang w:val="en-US" w:eastAsia="zh-CN" w:bidi="ar"/>
         </w:rPr>
-        <w:br w:type="textWrapping"/>
-      </w:r>
-    </w:p>
-    <w:p>
-      <w:pPr>
-        <w:keepNext w:val="0"/>
-        <w:keepLines w:val="0"/>
-        <w:widowControl/>
-        <w:suppressLineNumbers w:val="0"/>
-        <w:spacing w:after="240" w:afterAutospacing="0" w:line="480" w:lineRule="auto"/>
-        <w:jc w:val="center"/>
-        <w:rPr>
-          <w:rFonts w:hint="default" w:ascii="Times New Roman" w:hAnsi="Times New Roman" w:eastAsia="SimSun" w:cs="Times New Roman"/>
-          <w:b/>
-          <w:bCs/>
-          <w:kern w:val="0"/>
+        <w:t xml:space="preserve">The EMIS system was covered in the training for the IT operators. Ms. Huma Jabeen, the Compliance Manager, arranged this training to help the </w:t>
+      </w:r>
+      <w:proofErr w:type="spellStart"/>
+      <w:r>
+        <w:rPr>
+          <w:rFonts w:ascii="Times New Roman" w:eastAsia="SimSun" w:hAnsi="Times New Roman" w:cs="Times New Roman"/>
           <w:sz w:val="24"/>
           <w:szCs w:val="24"/>
           <w:lang w:val="en-US" w:eastAsia="zh-CN" w:bidi="ar"/>
         </w:rPr>
-      </w:pPr>
-      <w:r>
-        <w:rPr>
-          <w:rFonts w:hint="default" w:ascii="Times New Roman" w:hAnsi="Times New Roman" w:eastAsia="SimSun" w:cs="Times New Roman"/>
-          <w:b/>
-          <w:bCs/>
-          <w:kern w:val="0"/>
+        <w:t>Governemnt</w:t>
+      </w:r>
+      <w:proofErr w:type="spellEnd"/>
+      <w:r>
+        <w:rPr>
+          <w:rFonts w:ascii="Times New Roman" w:eastAsia="SimSun" w:hAnsi="Times New Roman" w:cs="Times New Roman"/>
           <w:sz w:val="24"/>
           <w:szCs w:val="24"/>
           <w:lang w:val="en-US" w:eastAsia="zh-CN" w:bidi="ar"/>
         </w:rPr>
-        <w:t>PICTURES</w:t>
-      </w:r>
-    </w:p>
-    <w:p>
-      <w:pPr>
-        <w:keepNext w:val="0"/>
-        <w:keepLines w:val="0"/>
-        <w:widowControl/>
-        <w:suppressLineNumbers w:val="0"/>
-        <w:spacing w:after="240" w:afterAutospacing="0" w:line="480" w:lineRule="auto"/>
-        <w:ind w:firstLine="1687" w:firstLineChars="700"/>
-        <w:jc w:val="both"/>
-        <w:rPr>
-          <w:rFonts w:hint="default" w:ascii="Times New Roman" w:hAnsi="Times New Roman" w:eastAsia="SimSun" w:cs="Times New Roman"/>
-          <w:b/>
-          <w:bCs/>
-          <w:kern w:val="0"/>
+        <w:t xml:space="preserve"> and Management of SMB to monitor the system online and ensure that the data are saved on time. All of the IT operators of newly built and consolidated schools received this instruction. </w:t>
+      </w:r>
+      <w:r>
+        <w:rPr>
+          <w:rFonts w:ascii="Times New Roman" w:eastAsia="SimSun" w:hAnsi="Times New Roman" w:cs="Times New Roman"/>
           <w:sz w:val="24"/>
           <w:szCs w:val="24"/>
           <w:lang w:val="en-US" w:eastAsia="zh-CN" w:bidi="ar"/>
         </w:rPr>
-      </w:pPr>
-    </w:p>
-    <w:p>
-      <w:pPr>
-        <w:keepNext w:val="0"/>
-        <w:keepLines w:val="0"/>
-        <w:widowControl/>
-        <w:suppressLineNumbers w:val="0"/>
-        <w:spacing w:after="240" w:afterAutospacing="0" w:line="480" w:lineRule="auto"/>
-        <w:ind w:firstLine="1687" w:firstLineChars="700"/>
-        <w:jc w:val="both"/>
-      </w:pPr>
-      <w:r>
-        <w:rPr>
-          <w:rFonts w:hint="default" w:ascii="Times New Roman" w:hAnsi="Times New Roman" w:eastAsia="SimSun" w:cs="Times New Roman"/>
-          <w:b/>
-          <w:bCs/>
-          <w:kern w:val="0"/>
+        <w:br/>
+        <w:t xml:space="preserve">Teachers received a refresher session on lesson planning and daily diaries. Teachers were also instructed on the curriculum since they were so distracted that pupils' grades were below grade level and it would be hard for us to cover the material in accordance with the Sindh </w:t>
+      </w:r>
+      <w:proofErr w:type="spellStart"/>
+      <w:r>
+        <w:rPr>
+          <w:rFonts w:ascii="Times New Roman" w:eastAsia="SimSun" w:hAnsi="Times New Roman" w:cs="Times New Roman"/>
           <w:sz w:val="24"/>
           <w:szCs w:val="24"/>
           <w:lang w:val="en-US" w:eastAsia="zh-CN" w:bidi="ar"/>
         </w:rPr>
+        <w:t>Madressah</w:t>
+      </w:r>
+      <w:proofErr w:type="spellEnd"/>
+      <w:r>
+        <w:rPr>
+          <w:rFonts w:ascii="Times New Roman" w:eastAsia="SimSun" w:hAnsi="Times New Roman" w:cs="Times New Roman"/>
+          <w:sz w:val="24"/>
+          <w:szCs w:val="24"/>
+          <w:lang w:val="en-US" w:eastAsia="zh-CN" w:bidi="ar"/>
+        </w:rPr>
+        <w:t xml:space="preserve"> Board's syllabus coverage. </w:t>
+      </w:r>
+      <w:r>
+        <w:rPr>
+          <w:rFonts w:ascii="Times New Roman" w:eastAsia="SimSun" w:hAnsi="Times New Roman" w:cs="Times New Roman"/>
+          <w:sz w:val="24"/>
+          <w:szCs w:val="24"/>
+          <w:lang w:val="en-US" w:eastAsia="zh-CN" w:bidi="ar"/>
+        </w:rPr>
+        <w:br/>
+      </w:r>
+    </w:p>
+    <w:p>
+      <w:pPr>
+        <w:spacing w:after="240" w:line="480" w:lineRule="auto"/>
+        <w:jc w:val="center"/>
+        <w:rPr>
+          <w:rFonts w:ascii="Times New Roman" w:eastAsia="SimSun" w:hAnsi="Times New Roman" w:cs="Times New Roman"/>
+          <w:b/>
+          <w:bCs/>
+          <w:sz w:val="24"/>
+          <w:szCs w:val="24"/>
+          <w:lang w:val="en-US" w:eastAsia="zh-CN" w:bidi="ar"/>
+        </w:rPr>
+      </w:pPr>
+      <w:r>
+        <w:rPr>
+          <w:noProof/>
+        </w:rPr>
+        <w:lastRenderedPageBreak/>
         <w:drawing>
-          <wp:inline distT="0" distB="0" distL="114300" distR="114300">
-            <wp:extent cx="1910715" cy="1565275"/>
-            <wp:effectExtent l="0" t="0" r="13335" b="15875"/>
-            <wp:docPr id="3" name="Picture 3" descr="6ab09187-9a3f-4e2a-8d8c-eb0654129e7a"/>
+          <wp:anchor distT="0" distB="0" distL="114300" distR="114300" simplePos="0" relativeHeight="251663360" behindDoc="0" locked="0" layoutInCell="1" allowOverlap="1" wp14:anchorId="5CE4AFE1" wp14:editId="49DEF47E">
+            <wp:simplePos x="0" y="0"/>
+            <wp:positionH relativeFrom="margin">
+              <wp:align>center</wp:align>
+            </wp:positionH>
+            <wp:positionV relativeFrom="paragraph">
+              <wp:posOffset>276225</wp:posOffset>
+            </wp:positionV>
+            <wp:extent cx="3108960" cy="3108960"/>
+            <wp:effectExtent l="0" t="0" r="0" b="0"/>
+            <wp:wrapSquare wrapText="bothSides"/>
+            <wp:docPr id="2039084485" name="Picture 2"/>
             <wp:cNvGraphicFramePr>
               <a:graphicFrameLocks xmlns:a="http://schemas.openxmlformats.org/drawingml/2006/main" noChangeAspect="1"/>
             </wp:cNvGraphicFramePr>
@@ -922,13 +852,17 @@
               <a:graphicData uri="http://schemas.openxmlformats.org/drawingml/2006/picture">
                 <pic:pic xmlns:pic="http://schemas.openxmlformats.org/drawingml/2006/picture">
                   <pic:nvPicPr>
-                    <pic:cNvPr id="3" name="Picture 3" descr="6ab09187-9a3f-4e2a-8d8c-eb0654129e7a"/>
-                    <pic:cNvPicPr>
-                      <a:picLocks noChangeAspect="1"/>
-                    </pic:cNvPicPr>
+                    <pic:cNvPr id="2039084485" name="Picture 2039084485"/>
+                    <pic:cNvPicPr/>
                   </pic:nvPicPr>
                   <pic:blipFill>
-                    <a:blip r:embed="rId8"/>
+                    <a:blip r:embed="rId8" cstate="print">
+                      <a:extLst>
+                        <a:ext uri="{28A0092B-C50C-407E-A947-70E740481C1C}">
+                          <a14:useLocalDpi xmlns:a14="http://schemas.microsoft.com/office/drawing/2010/main" val="0"/>
+                        </a:ext>
+                      </a:extLst>
+                    </a:blip>
                     <a:stretch>
                       <a:fillRect/>
                     </a:stretch>
@@ -936,7 +870,7 @@
                   <pic:spPr>
                     <a:xfrm>
                       <a:off x="0" y="0"/>
-                      <a:ext cx="1910715" cy="1565275"/>
+                      <a:ext cx="3108960" cy="3108960"/>
                     </a:xfrm>
                     <a:prstGeom prst="rect">
                       <a:avLst/>
@@ -945,92 +879,103 @@
                 </pic:pic>
               </a:graphicData>
             </a:graphic>
-          </wp:inline>
+            <wp14:sizeRelH relativeFrom="page">
+              <wp14:pctWidth>0</wp14:pctWidth>
+            </wp14:sizeRelH>
+            <wp14:sizeRelV relativeFrom="page">
+              <wp14:pctHeight>0</wp14:pctHeight>
+            </wp14:sizeRelV>
+          </wp:anchor>
         </w:drawing>
       </w:r>
       <w:r>
-        <w:drawing>
-          <wp:inline distT="0" distB="0" distL="114300" distR="114300">
-            <wp:extent cx="2149475" cy="1590675"/>
-            <wp:effectExtent l="0" t="0" r="3175" b="9525"/>
-            <wp:docPr id="4" name="Picture 4" descr="c5ff952a-d6c3-4db2-8782-2a8793031bdd"/>
-            <wp:cNvGraphicFramePr>
-              <a:graphicFrameLocks xmlns:a="http://schemas.openxmlformats.org/drawingml/2006/main" noChangeAspect="1"/>
-            </wp:cNvGraphicFramePr>
-            <a:graphic xmlns:a="http://schemas.openxmlformats.org/drawingml/2006/main">
-              <a:graphicData uri="http://schemas.openxmlformats.org/drawingml/2006/picture">
-                <pic:pic xmlns:pic="http://schemas.openxmlformats.org/drawingml/2006/picture">
-                  <pic:nvPicPr>
-                    <pic:cNvPr id="4" name="Picture 4" descr="c5ff952a-d6c3-4db2-8782-2a8793031bdd"/>
-                    <pic:cNvPicPr>
-                      <a:picLocks noChangeAspect="1"/>
-                    </pic:cNvPicPr>
-                  </pic:nvPicPr>
-                  <pic:blipFill>
-                    <a:blip r:embed="rId9"/>
-                    <a:stretch>
-                      <a:fillRect/>
-                    </a:stretch>
-                  </pic:blipFill>
-                  <pic:spPr>
-                    <a:xfrm>
-                      <a:off x="0" y="0"/>
-                      <a:ext cx="2149475" cy="1590675"/>
-                    </a:xfrm>
-                    <a:prstGeom prst="rect">
-                      <a:avLst/>
-                    </a:prstGeom>
-                  </pic:spPr>
-                </pic:pic>
-              </a:graphicData>
-            </a:graphic>
-          </wp:inline>
-        </w:drawing>
-      </w:r>
-    </w:p>
-    <w:p>
-      <w:pPr>
-        <w:keepNext w:val="0"/>
-        <w:keepLines w:val="0"/>
-        <w:widowControl/>
-        <w:suppressLineNumbers w:val="0"/>
-        <w:spacing w:after="240" w:afterAutospacing="0" w:line="480" w:lineRule="auto"/>
-        <w:ind w:firstLine="3300" w:firstLineChars="1500"/>
-        <w:jc w:val="both"/>
-        <w:rPr>
-          <w:rFonts w:hint="default"/>
-          <w:lang w:val="en-US"/>
-        </w:rPr>
-      </w:pPr>
-      <w:r>
-        <w:rPr>
-          <w:rFonts w:hint="default"/>
-          <w:lang w:val="en-US"/>
-        </w:rPr>
-        <w:t>WORKSHOP REGARDING EMIS</w:t>
-      </w:r>
-    </w:p>
-    <w:p>
-      <w:pPr>
-        <w:keepNext w:val="0"/>
-        <w:keepLines w:val="0"/>
-        <w:widowControl/>
-        <w:suppressLineNumbers w:val="0"/>
-        <w:spacing w:after="240" w:afterAutospacing="0" w:line="480" w:lineRule="auto"/>
-        <w:jc w:val="both"/>
-        <w:rPr>
-          <w:rFonts w:hint="default"/>
-          <w:lang w:val="en-US" w:eastAsia="zh-CN"/>
-        </w:rPr>
-      </w:pPr>
-      <w:r>
-        <w:rPr>
-          <w:rFonts w:ascii="SimSun" w:hAnsi="SimSun" w:eastAsia="SimSun" w:cs="SimSun"/>
+        <w:rPr>
+          <w:rFonts w:ascii="Times New Roman" w:eastAsia="SimSun" w:hAnsi="Times New Roman" w:cs="Times New Roman"/>
+          <w:b/>
+          <w:bCs/>
           <w:sz w:val="24"/>
           <w:szCs w:val="24"/>
+          <w:lang w:val="en-US" w:eastAsia="zh-CN" w:bidi="ar"/>
+        </w:rPr>
+        <w:t>PICTURES</w:t>
+      </w:r>
+    </w:p>
+    <w:p>
+      <w:pPr>
+        <w:spacing w:after="240" w:line="480" w:lineRule="auto"/>
+        <w:ind w:firstLineChars="700" w:firstLine="1687"/>
+        <w:jc w:val="both"/>
+        <w:rPr>
+          <w:rFonts w:ascii="Times New Roman" w:eastAsia="SimSun" w:hAnsi="Times New Roman" w:cs="Times New Roman"/>
+          <w:b/>
+          <w:bCs/>
+          <w:sz w:val="24"/>
+          <w:szCs w:val="24"/>
+          <w:lang w:val="en-US" w:eastAsia="zh-CN" w:bidi="ar"/>
+        </w:rPr>
+      </w:pPr>
+    </w:p>
+    <w:p>
+      <w:pPr>
+        <w:spacing w:after="240" w:line="480" w:lineRule="auto"/>
+        <w:ind w:firstLineChars="700" w:firstLine="1540"/>
+        <w:jc w:val="both"/>
+      </w:pPr>
+    </w:p>
+    <w:p>
+      <w:pPr>
+        <w:spacing w:after="240" w:line="480" w:lineRule="auto"/>
+        <w:ind w:firstLineChars="700" w:firstLine="1540"/>
+        <w:jc w:val="both"/>
+      </w:pPr>
+    </w:p>
+    <w:p>
+      <w:pPr>
+        <w:spacing w:after="240" w:line="480" w:lineRule="auto"/>
+        <w:ind w:firstLineChars="700" w:firstLine="1540"/>
+        <w:jc w:val="both"/>
+      </w:pPr>
+    </w:p>
+    <w:p>
+      <w:pPr>
+        <w:spacing w:after="240" w:line="480" w:lineRule="auto"/>
+        <w:ind w:firstLineChars="700" w:firstLine="1540"/>
+        <w:jc w:val="both"/>
+      </w:pPr>
+    </w:p>
+    <w:p>
+      <w:pPr>
+        <w:spacing w:after="240" w:line="480" w:lineRule="auto"/>
+        <w:ind w:firstLineChars="1500" w:firstLine="3300"/>
+        <w:jc w:val="both"/>
+        <w:rPr>
+          <w:lang w:val="en-US"/>
+        </w:rPr>
+      </w:pPr>
+      <w:r>
+        <w:rPr>
+          <w:lang w:val="en-US"/>
+        </w:rPr>
+        <w:t>WORKSHOP REGARDING EMIS</w:t>
+      </w:r>
+    </w:p>
+    <w:p>
+      <w:pPr>
+        <w:spacing w:after="240" w:line="480" w:lineRule="auto"/>
+        <w:jc w:val="both"/>
+        <w:rPr>
+          <w:lang w:val="en-US" w:eastAsia="zh-CN"/>
+        </w:rPr>
+      </w:pPr>
+      <w:r>
+        <w:rPr>
+          <w:rFonts w:ascii="SimSun" w:eastAsia="SimSun" w:hAnsi="SimSun" w:cs="SimSun"/>
+          <w:noProof/>
+          <w:sz w:val="24"/>
+          <w:szCs w:val="24"/>
         </w:rPr>
         <w:drawing>
-          <wp:anchor distT="0" distB="0" distL="114300" distR="114300" simplePos="0" relativeHeight="251662336" behindDoc="0" locked="0" layoutInCell="1" allowOverlap="1">
+          <wp:anchor distT="0" distB="0" distL="114300" distR="114300" simplePos="0" relativeHeight="251662336" behindDoc="0" locked="0" layoutInCell="1" allowOverlap="1" wp14:anchorId="2F2428B0" wp14:editId="2D0C5404">
             <wp:simplePos x="0" y="0"/>
             <wp:positionH relativeFrom="column">
               <wp:posOffset>3181350</wp:posOffset>
@@ -1055,7 +1000,7 @@
                     </pic:cNvPicPr>
                   </pic:nvPicPr>
                   <pic:blipFill>
-                    <a:blip r:embed="rId10" cstate="print">
+                    <a:blip r:embed="rId9" cstate="print">
                       <a:extLst>
                         <a:ext uri="{28A0092B-C50C-407E-A947-70E740481C1C}">
                           <a14:useLocalDpi xmlns:a14="http://schemas.microsoft.com/office/drawing/2010/main" val="0"/>
@@ -1083,12 +1028,13 @@
       </w:r>
       <w:r>
         <w:rPr>
-          <w:rFonts w:ascii="SimSun" w:hAnsi="SimSun" w:eastAsia="SimSun" w:cs="SimSun"/>
+          <w:rFonts w:ascii="SimSun" w:eastAsia="SimSun" w:hAnsi="SimSun" w:cs="SimSun"/>
+          <w:noProof/>
           <w:sz w:val="24"/>
           <w:szCs w:val="24"/>
         </w:rPr>
         <w:drawing>
-          <wp:anchor distT="0" distB="0" distL="114300" distR="114300" simplePos="0" relativeHeight="251661312" behindDoc="0" locked="0" layoutInCell="1" allowOverlap="1">
+          <wp:anchor distT="0" distB="0" distL="114300" distR="114300" simplePos="0" relativeHeight="251661312" behindDoc="0" locked="0" layoutInCell="1" allowOverlap="1" wp14:anchorId="57F3FF27" wp14:editId="50F6F470">
             <wp:simplePos x="0" y="0"/>
             <wp:positionH relativeFrom="column">
               <wp:posOffset>-95885</wp:posOffset>
@@ -1113,7 +1059,7 @@
                     </pic:cNvPicPr>
                   </pic:nvPicPr>
                   <pic:blipFill>
-                    <a:blip r:embed="rId11" cstate="print">
+                    <a:blip r:embed="rId10" cstate="print">
                       <a:extLst>
                         <a:ext uri="{28A0092B-C50C-407E-A947-70E740481C1C}">
                           <a14:useLocalDpi xmlns:a14="http://schemas.microsoft.com/office/drawing/2010/main" val="0"/>
@@ -1141,7 +1087,6 @@
       </w:r>
       <w:r>
         <w:rPr>
-          <w:rFonts w:hint="default"/>
           <w:lang w:val="en-US" w:eastAsia="zh-CN"/>
         </w:rPr>
         <w:t>DETTOL HEALTH AND HYGIENE SESSION                                           Parent Teacher Meeting</w:t>
@@ -1149,35 +1094,26 @@
     </w:p>
     <w:p>
       <w:pPr>
-        <w:keepNext w:val="0"/>
-        <w:keepLines w:val="0"/>
-        <w:widowControl/>
-        <w:suppressLineNumbers w:val="0"/>
-        <w:spacing w:after="240" w:afterAutospacing="0" w:line="480" w:lineRule="auto"/>
-        <w:jc w:val="left"/>
-      </w:pPr>
-    </w:p>
-    <w:p>
-      <w:pPr>
-        <w:keepNext w:val="0"/>
-        <w:keepLines w:val="0"/>
-        <w:widowControl/>
-        <w:suppressLineNumbers w:val="0"/>
-        <w:spacing w:after="240" w:afterAutospacing="0" w:line="480" w:lineRule="auto"/>
-        <w:ind w:firstLine="1400" w:firstLineChars="700"/>
-        <w:jc w:val="left"/>
-        <w:rPr>
-          <w:rFonts w:hint="default" w:cstheme="minorHAnsi"/>
+        <w:spacing w:after="240" w:line="480" w:lineRule="auto"/>
+      </w:pPr>
+    </w:p>
+    <w:p>
+      <w:pPr>
+        <w:spacing w:after="240" w:line="480" w:lineRule="auto"/>
+        <w:ind w:firstLineChars="700" w:firstLine="1540"/>
+        <w:rPr>
+          <w:rFonts w:cstheme="minorHAnsi"/>
           <w:lang w:val="en-US"/>
         </w:rPr>
       </w:pPr>
       <w:r>
         <w:rPr>
-          <w:rFonts w:hint="default" w:cstheme="minorHAnsi"/>
+          <w:rFonts w:cstheme="minorHAnsi"/>
+          <w:noProof/>
           <w:lang w:val="en-US"/>
         </w:rPr>
         <w:drawing>
-          <wp:inline distT="0" distB="0" distL="114300" distR="114300">
+          <wp:inline distT="0" distB="0" distL="114300" distR="114300" wp14:anchorId="2CE2DF54" wp14:editId="169E5A55">
             <wp:extent cx="2298065" cy="1616075"/>
             <wp:effectExtent l="0" t="0" r="6985" b="3175"/>
             <wp:docPr id="42" name="Picture 42" descr="3e97d4ad-8b5b-4135-8365-c7aa0d8c4b3b"/>
@@ -1194,7 +1130,7 @@
                     </pic:cNvPicPr>
                   </pic:nvPicPr>
                   <pic:blipFill>
-                    <a:blip r:embed="rId12"/>
+                    <a:blip r:embed="rId11"/>
                     <a:stretch>
                       <a:fillRect/>
                     </a:stretch>
@@ -1217,52 +1153,42 @@
     </w:p>
     <w:p>
       <w:pPr>
-        <w:keepNext w:val="0"/>
-        <w:keepLines w:val="0"/>
-        <w:widowControl/>
-        <w:suppressLineNumbers w:val="0"/>
-        <w:spacing w:after="240" w:afterAutospacing="0" w:line="480" w:lineRule="auto"/>
-        <w:ind w:firstLine="1400" w:firstLineChars="700"/>
-        <w:jc w:val="left"/>
-        <w:rPr>
-          <w:rFonts w:hint="default" w:ascii="Times New Roman" w:hAnsi="Times New Roman" w:cs="Times New Roman"/>
-          <w:b w:val="0"/>
-          <w:bCs w:val="0"/>
+        <w:spacing w:after="240" w:line="480" w:lineRule="auto"/>
+        <w:ind w:firstLineChars="700" w:firstLine="1540"/>
+        <w:rPr>
+          <w:rFonts w:ascii="Times New Roman" w:hAnsi="Times New Roman" w:cs="Times New Roman"/>
           <w:sz w:val="24"/>
           <w:szCs w:val="24"/>
-          <w:u w:val="none"/>
           <w:lang w:val="en-US"/>
         </w:rPr>
       </w:pPr>
       <w:r>
         <w:rPr>
-          <w:rFonts w:hint="default" w:cstheme="minorHAnsi"/>
+          <w:rFonts w:cstheme="minorHAnsi"/>
           <w:lang w:val="en-US"/>
         </w:rPr>
         <w:t>Refresher training regarding Lesson planning &amp; Coverage of syllabus</w:t>
       </w:r>
-      <w:bookmarkStart w:id="0" w:name="_GoBack"/>
-      <w:bookmarkEnd w:id="0"/>
     </w:p>
     <w:sectPr>
       <w:pgSz w:w="11906" w:h="16838"/>
       <w:pgMar w:top="1440" w:right="1440" w:bottom="1440" w:left="1440" w:header="708" w:footer="708" w:gutter="0"/>
       <w:pgBorders w:offsetFrom="page">
-        <w:top w:val="single" w:color="auto" w:sz="4" w:space="24"/>
-        <w:left w:val="single" w:color="auto" w:sz="4" w:space="24"/>
-        <w:bottom w:val="single" w:color="auto" w:sz="4" w:space="24"/>
-        <w:right w:val="single" w:color="auto" w:sz="4" w:space="24"/>
+        <w:top w:val="single" w:sz="4" w:space="24" w:color="auto"/>
+        <w:left w:val="single" w:sz="4" w:space="24" w:color="auto"/>
+        <w:bottom w:val="single" w:sz="4" w:space="24" w:color="auto"/>
+        <w:right w:val="single" w:sz="4" w:space="24" w:color="auto"/>
       </w:pgBorders>
-      <w:cols w:space="708" w:num="1"/>
-      <w:docGrid w:linePitch="360" w:charSpace="0"/>
+      <w:cols w:space="708"/>
+      <w:docGrid w:linePitch="360"/>
     </w:sectPr>
   </w:body>
 </w:document>
 </file>
 
 <file path=word/endnotes.xml><?xml version="1.0" encoding="utf-8"?>
-<w:endnotes xmlns:wpc="http://schemas.microsoft.com/office/word/2010/wordprocessingCanvas" xmlns:mc="http://schemas.openxmlformats.org/markup-compatibility/2006" xmlns:o="urn:schemas-microsoft-com:office:office" xmlns:r="http://schemas.openxmlformats.org/officeDocument/2006/relationships" xmlns:m="http://schemas.openxmlformats.org/officeDocument/2006/math" xmlns:v="urn:schemas-microsoft-com:vml" xmlns:wp14="http://schemas.microsoft.com/office/word/2010/wordprocessingDrawing" xmlns:wp="http://schemas.openxmlformats.org/drawingml/2006/wordprocessingDrawing" xmlns:w="http://schemas.openxmlformats.org/wordprocessingml/2006/main" xmlns:w14="http://schemas.microsoft.com/office/word/2010/wordml" xmlns:w15="http://schemas.microsoft.com/office/word/2012/wordml" xmlns:w10="urn:schemas-microsoft-com:office:word" xmlns:wpg="http://schemas.microsoft.com/office/word/2010/wordprocessingGroup" xmlns:wpi="http://schemas.microsoft.com/office/word/2010/wordprocessingInk" xmlns:wne="http://schemas.microsoft.com/office/word/2006/wordml" xmlns:wps="http://schemas.microsoft.com/office/word/2010/wordprocessingShape" xmlns:wpsCustomData="http://www.wps.cn/officeDocument/2013/wpsCustomData" mc:Ignorable="w14 w15 wp14">
-  <w:endnote w:type="separator" w:id="0">
+<w:endnotes xmlns:wpc="http://schemas.microsoft.com/office/word/2010/wordprocessingCanvas" xmlns:cx="http://schemas.microsoft.com/office/drawing/2014/chartex" xmlns:cx1="http://schemas.microsoft.com/office/drawing/2015/9/8/chartex" xmlns:cx2="http://schemas.microsoft.com/office/drawing/2015/10/21/chartex" xmlns:cx3="http://schemas.microsoft.com/office/drawing/2016/5/9/chartex" xmlns:cx4="http://schemas.microsoft.com/office/drawing/2016/5/10/chartex" xmlns:cx5="http://schemas.microsoft.com/office/drawing/2016/5/11/chartex" xmlns:cx6="http://schemas.microsoft.com/office/drawing/2016/5/12/chartex" xmlns:cx7="http://schemas.microsoft.com/office/drawing/2016/5/13/chartex" xmlns:cx8="http://schemas.microsoft.com/office/drawing/2016/5/14/chartex" xmlns:mc="http://schemas.openxmlformats.org/markup-compatibility/2006" xmlns:aink="http://schemas.microsoft.com/office/drawing/2016/ink" xmlns:am3d="http://schemas.microsoft.com/office/drawing/2017/model3d" xmlns:o="urn:schemas-microsoft-com:office:office" xmlns:oel="http://schemas.microsoft.com/office/2019/extlst" xmlns:r="http://schemas.openxmlformats.org/officeDocument/2006/relationships" xmlns:m="http://schemas.openxmlformats.org/officeDocument/2006/math" xmlns:v="urn:schemas-microsoft-com:vml" xmlns:wp14="http://schemas.microsoft.com/office/word/2010/wordprocessingDrawing" xmlns:wp="http://schemas.openxmlformats.org/drawingml/2006/wordprocessingDrawing" xmlns:w10="urn:schemas-microsoft-com:office:word" xmlns:w="http://schemas.openxmlformats.org/wordprocessingml/2006/main" xmlns:w14="http://schemas.microsoft.com/office/word/2010/wordml" xmlns:w15="http://schemas.microsoft.com/office/word/2012/wordml" xmlns:w16cex="http://schemas.microsoft.com/office/word/2018/wordml/cex" xmlns:w16cid="http://schemas.microsoft.com/office/word/2016/wordml/cid" xmlns:w16="http://schemas.microsoft.com/office/word/2018/wordml" xmlns:w16du="http://schemas.microsoft.com/office/word/2023/wordml/word16du" xmlns:w16sdtdh="http://schemas.microsoft.com/office/word/2020/wordml/sdtdatahash" xmlns:w16sdtfl="http://schemas.microsoft.com/office/word/2024/wordml/sdtformatlock" xmlns:w16se="http://schemas.microsoft.com/office/word/2015/wordml/symex" xmlns:wpg="http://schemas.microsoft.com/office/word/2010/wordprocessingGroup" xmlns:wpi="http://schemas.microsoft.com/office/word/2010/wordprocessingInk" xmlns:wne="http://schemas.microsoft.com/office/word/2006/wordml" xmlns:wps="http://schemas.microsoft.com/office/word/2010/wordprocessingShape" mc:Ignorable="w14 w15 w16se w16cid w16 w16cex w16sdtdh w16sdtfl w16du wp14">
+  <w:endnote w:type="separator" w:id="-1">
     <w:p>
       <w:pPr>
         <w:spacing w:line="240" w:lineRule="auto"/>
@@ -1272,7 +1198,7 @@
       </w:r>
     </w:p>
   </w:endnote>
-  <w:endnote w:type="continuationSeparator" w:id="1">
+  <w:endnote w:type="continuationSeparator" w:id="0">
     <w:p>
       <w:pPr>
         <w:spacing w:line="240" w:lineRule="auto"/>
@@ -1286,21 +1212,21 @@
 </file>
 
 <file path=word/footnotes.xml><?xml version="1.0" encoding="utf-8"?>
-<w:footnotes xmlns:wpc="http://schemas.microsoft.com/office/word/2010/wordprocessingCanvas" xmlns:mc="http://schemas.openxmlformats.org/markup-compatibility/2006" xmlns:o="urn:schemas-microsoft-com:office:office" xmlns:r="http://schemas.openxmlformats.org/officeDocument/2006/relationships" xmlns:m="http://schemas.openxmlformats.org/officeDocument/2006/math" xmlns:v="urn:schemas-microsoft-com:vml" xmlns:wp14="http://schemas.microsoft.com/office/word/2010/wordprocessingDrawing" xmlns:wp="http://schemas.openxmlformats.org/drawingml/2006/wordprocessingDrawing" xmlns:w="http://schemas.openxmlformats.org/wordprocessingml/2006/main" xmlns:w14="http://schemas.microsoft.com/office/word/2010/wordml" xmlns:w15="http://schemas.microsoft.com/office/word/2012/wordml" xmlns:w10="urn:schemas-microsoft-com:office:word" xmlns:wpg="http://schemas.microsoft.com/office/word/2010/wordprocessingGroup" xmlns:wpi="http://schemas.microsoft.com/office/word/2010/wordprocessingInk" xmlns:wne="http://schemas.microsoft.com/office/word/2006/wordml" xmlns:wps="http://schemas.microsoft.com/office/word/2010/wordprocessingShape" xmlns:wpsCustomData="http://www.wps.cn/officeDocument/2013/wpsCustomData" mc:Ignorable="w14 w15 wp14">
-  <w:footnote w:type="separator" w:id="0">
-    <w:p>
-      <w:pPr>
-        <w:spacing w:before="0" w:after="0" w:line="259" w:lineRule="auto"/>
+<w:footnotes xmlns:wpc="http://schemas.microsoft.com/office/word/2010/wordprocessingCanvas" xmlns:cx="http://schemas.microsoft.com/office/drawing/2014/chartex" xmlns:cx1="http://schemas.microsoft.com/office/drawing/2015/9/8/chartex" xmlns:cx2="http://schemas.microsoft.com/office/drawing/2015/10/21/chartex" xmlns:cx3="http://schemas.microsoft.com/office/drawing/2016/5/9/chartex" xmlns:cx4="http://schemas.microsoft.com/office/drawing/2016/5/10/chartex" xmlns:cx5="http://schemas.microsoft.com/office/drawing/2016/5/11/chartex" xmlns:cx6="http://schemas.microsoft.com/office/drawing/2016/5/12/chartex" xmlns:cx7="http://schemas.microsoft.com/office/drawing/2016/5/13/chartex" xmlns:cx8="http://schemas.microsoft.com/office/drawing/2016/5/14/chartex" xmlns:mc="http://schemas.openxmlformats.org/markup-compatibility/2006" xmlns:aink="http://schemas.microsoft.com/office/drawing/2016/ink" xmlns:am3d="http://schemas.microsoft.com/office/drawing/2017/model3d" xmlns:o="urn:schemas-microsoft-com:office:office" xmlns:oel="http://schemas.microsoft.com/office/2019/extlst" xmlns:r="http://schemas.openxmlformats.org/officeDocument/2006/relationships" xmlns:m="http://schemas.openxmlformats.org/officeDocument/2006/math" xmlns:v="urn:schemas-microsoft-com:vml" xmlns:wp14="http://schemas.microsoft.com/office/word/2010/wordprocessingDrawing" xmlns:wp="http://schemas.openxmlformats.org/drawingml/2006/wordprocessingDrawing" xmlns:w10="urn:schemas-microsoft-com:office:word" xmlns:w="http://schemas.openxmlformats.org/wordprocessingml/2006/main" xmlns:w14="http://schemas.microsoft.com/office/word/2010/wordml" xmlns:w15="http://schemas.microsoft.com/office/word/2012/wordml" xmlns:w16cex="http://schemas.microsoft.com/office/word/2018/wordml/cex" xmlns:w16cid="http://schemas.microsoft.com/office/word/2016/wordml/cid" xmlns:w16="http://schemas.microsoft.com/office/word/2018/wordml" xmlns:w16du="http://schemas.microsoft.com/office/word/2023/wordml/word16du" xmlns:w16sdtdh="http://schemas.microsoft.com/office/word/2020/wordml/sdtdatahash" xmlns:w16sdtfl="http://schemas.microsoft.com/office/word/2024/wordml/sdtformatlock" xmlns:w16se="http://schemas.microsoft.com/office/word/2015/wordml/symex" xmlns:wpg="http://schemas.microsoft.com/office/word/2010/wordprocessingGroup" xmlns:wpi="http://schemas.microsoft.com/office/word/2010/wordprocessingInk" xmlns:wne="http://schemas.microsoft.com/office/word/2006/wordml" xmlns:wps="http://schemas.microsoft.com/office/word/2010/wordprocessingShape" mc:Ignorable="w14 w15 w16se w16cid w16 w16cex w16sdtdh w16sdtfl w16du wp14">
+  <w:footnote w:type="separator" w:id="-1">
+    <w:p>
+      <w:pPr>
+        <w:spacing w:after="0"/>
       </w:pPr>
       <w:r>
         <w:separator/>
       </w:r>
     </w:p>
   </w:footnote>
-  <w:footnote w:type="continuationSeparator" w:id="1">
-    <w:p>
-      <w:pPr>
-        <w:spacing w:before="0" w:after="0" w:line="259" w:lineRule="auto"/>
+  <w:footnote w:type="continuationSeparator" w:id="0">
+    <w:p>
+      <w:pPr>
+        <w:spacing w:after="0"/>
       </w:pPr>
       <w:r>
         <w:continuationSeparator/>
@@ -1311,294 +1237,420 @@
 </file>
 
 <file path=word/styles.xml><?xml version="1.0" encoding="utf-8"?>
-<w:styles xmlns:mc="http://schemas.openxmlformats.org/markup-compatibility/2006" xmlns:o="urn:schemas-microsoft-com:office:office" xmlns:r="http://schemas.openxmlformats.org/officeDocument/2006/relationships" xmlns:m="http://schemas.openxmlformats.org/officeDocument/2006/math" xmlns:v="urn:schemas-microsoft-com:vml" xmlns:w="http://schemas.openxmlformats.org/wordprocessingml/2006/main" xmlns:w14="http://schemas.microsoft.com/office/word/2010/wordml" xmlns:w10="urn:schemas-microsoft-com:office:word" xmlns:sl="http://schemas.openxmlformats.org/schemaLibrary/2006/main" xmlns:wpsCustomData="http://www.wps.cn/officeDocument/2013/wpsCustomData" mc:Ignorable="w14">
+<w:styles xmlns:mc="http://schemas.openxmlformats.org/markup-compatibility/2006" xmlns:r="http://schemas.openxmlformats.org/officeDocument/2006/relationships" xmlns:w="http://schemas.openxmlformats.org/wordprocessingml/2006/main" xmlns:w14="http://schemas.microsoft.com/office/word/2010/wordml" xmlns:w15="http://schemas.microsoft.com/office/word/2012/wordml" xmlns:w16cex="http://schemas.microsoft.com/office/word/2018/wordml/cex" xmlns:w16cid="http://schemas.microsoft.com/office/word/2016/wordml/cid" xmlns:w16="http://schemas.microsoft.com/office/word/2018/wordml" xmlns:w16du="http://schemas.microsoft.com/office/word/2023/wordml/word16du" xmlns:w16sdtdh="http://schemas.microsoft.com/office/word/2020/wordml/sdtdatahash" xmlns:w16sdtfl="http://schemas.microsoft.com/office/word/2024/wordml/sdtformatlock" xmlns:w16se="http://schemas.microsoft.com/office/word/2015/wordml/symex" mc:Ignorable="w14 w15 w16se w16cid w16 w16cex w16sdtdh w16sdtfl w16du">
   <w:docDefaults>
     <w:rPrDefault>
       <w:rPr>
-        <w:rFonts w:ascii="Times New Roman" w:hAnsi="Times New Roman" w:eastAsia="SimSun" w:cs="Times New Roman"/>
+        <w:rFonts w:ascii="Times New Roman" w:eastAsia="SimSun" w:hAnsi="Times New Roman" w:cs="Times New Roman"/>
+        <w:lang w:val="en-US" w:eastAsia="en-US" w:bidi="ar-SA"/>
       </w:rPr>
     </w:rPrDefault>
     <w:pPrDefault/>
   </w:docDefaults>
-  <w:latentStyles w:count="260" w:defQFormat="0" w:defUnhideWhenUsed="1" w:defSemiHidden="1" w:defUIPriority="99" w:defLockedState="0">
-    <w:lsdException w:qFormat="1" w:unhideWhenUsed="0" w:uiPriority="0" w:semiHidden="0" w:name="Normal"/>
-    <w:lsdException w:qFormat="1" w:unhideWhenUsed="0" w:uiPriority="9" w:semiHidden="0" w:name="heading 1"/>
-    <w:lsdException w:qFormat="1" w:uiPriority="9" w:name="heading 2"/>
-    <w:lsdException w:qFormat="1" w:uiPriority="9" w:name="heading 3"/>
-    <w:lsdException w:qFormat="1" w:uiPriority="9" w:name="heading 4"/>
-    <w:lsdException w:qFormat="1" w:uiPriority="9" w:name="heading 5"/>
-    <w:lsdException w:qFormat="1" w:uiPriority="9" w:name="heading 6"/>
-    <w:lsdException w:qFormat="1" w:uiPriority="9" w:name="heading 7"/>
-    <w:lsdException w:qFormat="1" w:uiPriority="9" w:name="heading 8"/>
-    <w:lsdException w:qFormat="1" w:uiPriority="9" w:name="heading 9"/>
-    <w:lsdException w:uiPriority="99" w:name="index 1"/>
-    <w:lsdException w:uiPriority="99" w:name="index 2"/>
-    <w:lsdException w:uiPriority="99" w:name="index 3"/>
-    <w:lsdException w:uiPriority="99" w:name="index 4"/>
-    <w:lsdException w:uiPriority="99" w:name="index 5"/>
-    <w:lsdException w:uiPriority="99" w:name="index 6"/>
-    <w:lsdException w:uiPriority="99" w:name="index 7"/>
-    <w:lsdException w:uiPriority="99" w:name="index 8"/>
-    <w:lsdException w:uiPriority="99" w:name="index 9"/>
-    <w:lsdException w:uiPriority="39" w:name="toc 1"/>
-    <w:lsdException w:uiPriority="39" w:name="toc 2"/>
-    <w:lsdException w:uiPriority="39" w:name="toc 3"/>
-    <w:lsdException w:uiPriority="39" w:name="toc 4"/>
-    <w:lsdException w:uiPriority="39" w:name="toc 5"/>
-    <w:lsdException w:uiPriority="39" w:name="toc 6"/>
-    <w:lsdException w:uiPriority="39" w:name="toc 7"/>
-    <w:lsdException w:uiPriority="39" w:name="toc 8"/>
-    <w:lsdException w:uiPriority="39" w:name="toc 9"/>
-    <w:lsdException w:uiPriority="99" w:name="Normal Indent"/>
-    <w:lsdException w:uiPriority="99" w:name="footnote text"/>
-    <w:lsdException w:qFormat="1" w:uiPriority="99" w:name="annotation text"/>
-    <w:lsdException w:uiPriority="99" w:name="header"/>
-    <w:lsdException w:uiPriority="99" w:name="footer"/>
-    <w:lsdException w:uiPriority="99" w:name="index heading"/>
-    <w:lsdException w:qFormat="1" w:uiPriority="35" w:name="caption"/>
-    <w:lsdException w:uiPriority="99" w:name="table of figures"/>
-    <w:lsdException w:uiPriority="99" w:name="envelope address"/>
-    <w:lsdException w:uiPriority="99" w:name="envelope return"/>
-    <w:lsdException w:uiPriority="99" w:name="footnote reference"/>
-    <w:lsdException w:qFormat="1" w:uiPriority="99" w:name="annotation reference"/>
-    <w:lsdException w:uiPriority="99" w:name="line number"/>
-    <w:lsdException w:uiPriority="99" w:name="page number"/>
-    <w:lsdException w:uiPriority="99" w:name="endnote reference"/>
-    <w:lsdException w:uiPriority="99" w:name="endnote text"/>
-    <w:lsdException w:uiPriority="99" w:name="table of authorities"/>
-    <w:lsdException w:uiPriority="99" w:name="macro"/>
-    <w:lsdException w:uiPriority="99" w:name="toa heading"/>
-    <w:lsdException w:uiPriority="99" w:name="List"/>
-    <w:lsdException w:uiPriority="99" w:name="List Bullet"/>
-    <w:lsdException w:uiPriority="99" w:name="List Number"/>
-    <w:lsdException w:uiPriority="99" w:name="List 2"/>
-    <w:lsdException w:uiPriority="99" w:name="List 3"/>
-    <w:lsdException w:uiPriority="99" w:name="List 4"/>
-    <w:lsdException w:uiPriority="99" w:name="List 5"/>
-    <w:lsdException w:uiPriority="99" w:name="List Bullet 2"/>
-    <w:lsdException w:uiPriority="99" w:name="List Bullet 3"/>
-    <w:lsdException w:uiPriority="99" w:name="List Bullet 4"/>
-    <w:lsdException w:uiPriority="99" w:name="List Bullet 5"/>
-    <w:lsdException w:uiPriority="99" w:name="List Number 2"/>
-    <w:lsdException w:uiPriority="99" w:name="List Number 3"/>
-    <w:lsdException w:uiPriority="99" w:name="List Number 4"/>
-    <w:lsdException w:uiPriority="99" w:name="List Number 5"/>
-    <w:lsdException w:qFormat="1" w:unhideWhenUsed="0" w:uiPriority="10" w:semiHidden="0" w:name="Title"/>
-    <w:lsdException w:uiPriority="99" w:name="Closing"/>
-    <w:lsdException w:uiPriority="99" w:name="Signature"/>
-    <w:lsdException w:qFormat="1" w:uiPriority="1" w:name="Default Paragraph Font"/>
-    <w:lsdException w:uiPriority="99" w:name="Body Text"/>
-    <w:lsdException w:uiPriority="99" w:name="Body Text Indent"/>
-    <w:lsdException w:uiPriority="99" w:name="List Continue"/>
-    <w:lsdException w:uiPriority="99" w:name="List Continue 2"/>
-    <w:lsdException w:uiPriority="99" w:name="List Continue 3"/>
-    <w:lsdException w:uiPriority="99" w:name="List Continue 4"/>
-    <w:lsdException w:uiPriority="99" w:name="List Continue 5"/>
-    <w:lsdException w:uiPriority="99" w:name="Message Header"/>
-    <w:lsdException w:qFormat="1" w:unhideWhenUsed="0" w:uiPriority="11" w:semiHidden="0" w:name="Subtitle"/>
-    <w:lsdException w:uiPriority="99" w:name="Salutation"/>
-    <w:lsdException w:uiPriority="99" w:name="Date"/>
-    <w:lsdException w:uiPriority="99" w:name="Body Text First Indent"/>
-    <w:lsdException w:uiPriority="99" w:name="Body Text First Indent 2"/>
-    <w:lsdException w:uiPriority="99" w:name="Note Heading"/>
-    <w:lsdException w:uiPriority="99" w:name="Body Text 2"/>
-    <w:lsdException w:uiPriority="99" w:name="Body Text 3"/>
-    <w:lsdException w:uiPriority="99" w:name="Body Text Indent 2"/>
-    <w:lsdException w:uiPriority="99" w:name="Body Text Indent 3"/>
-    <w:lsdException w:uiPriority="99" w:name="Block Text"/>
-    <w:lsdException w:uiPriority="99" w:name="Hyperlink"/>
-    <w:lsdException w:uiPriority="99" w:name="FollowedHyperlink"/>
-    <w:lsdException w:qFormat="1" w:unhideWhenUsed="0" w:uiPriority="22" w:semiHidden="0" w:name="Strong"/>
-    <w:lsdException w:qFormat="1" w:unhideWhenUsed="0" w:uiPriority="20" w:semiHidden="0" w:name="Emphasis"/>
-    <w:lsdException w:uiPriority="99" w:name="Document Map"/>
-    <w:lsdException w:uiPriority="99" w:name="Plain Text"/>
-    <w:lsdException w:uiPriority="99" w:name="E-mail Signature"/>
-    <w:lsdException w:qFormat="1" w:uiPriority="99" w:name="Normal (Web)"/>
-    <w:lsdException w:uiPriority="99" w:name="HTML Acronym"/>
-    <w:lsdException w:uiPriority="99" w:name="HTML Address"/>
-    <w:lsdException w:uiPriority="99" w:name="HTML Cite"/>
-    <w:lsdException w:uiPriority="99" w:name="HTML Code"/>
-    <w:lsdException w:uiPriority="99" w:name="HTML Definition"/>
-    <w:lsdException w:uiPriority="99" w:name="HTML Keyboard"/>
-    <w:lsdException w:uiPriority="99" w:name="HTML Preformatted"/>
-    <w:lsdException w:uiPriority="99" w:name="HTML Sample"/>
-    <w:lsdException w:uiPriority="99" w:name="HTML Typewriter"/>
-    <w:lsdException w:uiPriority="99" w:name="HTML Variable"/>
-    <w:lsdException w:qFormat="1" w:uiPriority="99" w:name="Normal Table"/>
-    <w:lsdException w:qFormat="1" w:uiPriority="99" w:name="annotation subject"/>
-    <w:lsdException w:uiPriority="99" w:name="Table Simple 1"/>
-    <w:lsdException w:uiPriority="99" w:name="Table Simple 2"/>
-    <w:lsdException w:uiPriority="99" w:name="Table Simple 3"/>
-    <w:lsdException w:uiPriority="99" w:name="Table Classic 1"/>
-    <w:lsdException w:uiPriority="99" w:name="Table Classic 2"/>
-    <w:lsdException w:uiPriority="99" w:name="Table Classic 3"/>
-    <w:lsdException w:uiPriority="99" w:name="Table Classic 4"/>
-    <w:lsdException w:uiPriority="99" w:name="Table Colorful 1"/>
-    <w:lsdException w:uiPriority="99" w:name="Table Colorful 2"/>
-    <w:lsdException w:uiPriority="99" w:name="Table Colorful 3"/>
-    <w:lsdException w:uiPriority="99" w:name="Table Columns 1"/>
-    <w:lsdException w:uiPriority="99" w:name="Table Columns 2"/>
-    <w:lsdException w:uiPriority="99" w:name="Table Columns 3"/>
-    <w:lsdException w:uiPriority="99" w:name="Table Columns 4"/>
-    <w:lsdException w:uiPriority="99" w:name="Table Columns 5"/>
-    <w:lsdException w:uiPriority="99" w:name="Table Grid 1"/>
-    <w:lsdException w:uiPriority="99" w:name="Table Grid 2"/>
-    <w:lsdException w:uiPriority="99" w:name="Table Grid 3"/>
-    <w:lsdException w:uiPriority="99" w:name="Table Grid 4"/>
-    <w:lsdException w:uiPriority="99" w:name="Table Grid 5"/>
-    <w:lsdException w:uiPriority="99" w:name="Table Grid 6"/>
-    <w:lsdException w:uiPriority="99" w:name="Table Grid 7"/>
-    <w:lsdException w:uiPriority="99" w:name="Table Grid 8"/>
-    <w:lsdException w:uiPriority="99" w:name="Table List 1"/>
-    <w:lsdException w:uiPriority="99" w:name="Table List 2"/>
-    <w:lsdException w:uiPriority="99" w:name="Table List 3"/>
-    <w:lsdException w:uiPriority="99" w:name="Table List 4"/>
-    <w:lsdException w:uiPriority="99" w:name="Table List 5"/>
-    <w:lsdException w:uiPriority="99" w:name="Table List 6"/>
-    <w:lsdException w:uiPriority="99" w:name="Table List 7"/>
-    <w:lsdException w:uiPriority="99" w:name="Table List 8"/>
-    <w:lsdException w:uiPriority="99" w:name="Table 3D effects 1"/>
-    <w:lsdException w:uiPriority="99" w:name="Table 3D effects 2"/>
-    <w:lsdException w:uiPriority="99" w:name="Table 3D effects 3"/>
-    <w:lsdException w:uiPriority="99" w:name="Table Contemporary"/>
-    <w:lsdException w:uiPriority="99" w:name="Table Elegant"/>
-    <w:lsdException w:uiPriority="99" w:name="Table Professional"/>
-    <w:lsdException w:uiPriority="99" w:name="Table Subtle 1"/>
-    <w:lsdException w:uiPriority="99" w:name="Table Subtle 2"/>
-    <w:lsdException w:uiPriority="99" w:name="Table Web 1"/>
-    <w:lsdException w:uiPriority="99" w:name="Table Web 2"/>
-    <w:lsdException w:uiPriority="99" w:name="Table Web 3"/>
-    <w:lsdException w:qFormat="1" w:uiPriority="99" w:name="Balloon Text"/>
-    <w:lsdException w:qFormat="1" w:unhideWhenUsed="0" w:uiPriority="59" w:semiHidden="0" w:name="Table Grid"/>
-    <w:lsdException w:uiPriority="99" w:name="Table Theme"/>
-    <w:lsdException w:unhideWhenUsed="0" w:uiPriority="60" w:semiHidden="0" w:name="Light Shading"/>
-    <w:lsdException w:unhideWhenUsed="0" w:uiPriority="61" w:semiHidden="0" w:name="Light List"/>
-    <w:lsdException w:unhideWhenUsed="0" w:uiPriority="62" w:semiHidden="0" w:name="Light Grid"/>
-    <w:lsdException w:unhideWhenUsed="0" w:uiPriority="63" w:semiHidden="0" w:name="Medium Shading 1"/>
-    <w:lsdException w:unhideWhenUsed="0" w:uiPriority="64" w:semiHidden="0" w:name="Medium Shading 2"/>
-    <w:lsdException w:unhideWhenUsed="0" w:uiPriority="65" w:semiHidden="0" w:name="Medium List 1"/>
-    <w:lsdException w:unhideWhenUsed="0" w:uiPriority="66" w:semiHidden="0" w:name="Medium List 2"/>
-    <w:lsdException w:unhideWhenUsed="0" w:uiPriority="67" w:semiHidden="0" w:name="Medium Grid 1"/>
-    <w:lsdException w:unhideWhenUsed="0" w:uiPriority="68" w:semiHidden="0" w:name="Medium Grid 2"/>
-    <w:lsdException w:unhideWhenUsed="0" w:uiPriority="69" w:semiHidden="0" w:name="Medium Grid 3"/>
-    <w:lsdException w:unhideWhenUsed="0" w:uiPriority="70" w:semiHidden="0" w:name="Dark List"/>
-    <w:lsdException w:unhideWhenUsed="0" w:uiPriority="71" w:semiHidden="0" w:name="Colorful Shading"/>
-    <w:lsdException w:unhideWhenUsed="0" w:uiPriority="72" w:semiHidden="0" w:name="Colorful List"/>
-    <w:lsdException w:unhideWhenUsed="0" w:uiPriority="73" w:semiHidden="0" w:name="Colorful Grid"/>
-    <w:lsdException w:unhideWhenUsed="0" w:uiPriority="60" w:semiHidden="0" w:name="Light Shading Accent 1"/>
-    <w:lsdException w:unhideWhenUsed="0" w:uiPriority="61" w:semiHidden="0" w:name="Light List Accent 1"/>
-    <w:lsdException w:unhideWhenUsed="0" w:uiPriority="62" w:semiHidden="0" w:name="Light Grid Accent 1"/>
-    <w:lsdException w:unhideWhenUsed="0" w:uiPriority="63" w:semiHidden="0" w:name="Medium Shading 1 Accent 1"/>
-    <w:lsdException w:unhideWhenUsed="0" w:uiPriority="64" w:semiHidden="0" w:name="Medium Shading 2 Accent 1"/>
-    <w:lsdException w:unhideWhenUsed="0" w:uiPriority="65" w:semiHidden="0" w:name="Medium List 1 Accent 1"/>
-    <w:lsdException w:qFormat="1" w:unhideWhenUsed="0" w:uiPriority="34" w:semiHidden="0" w:name="List Paragraph"/>
-    <w:lsdException w:unhideWhenUsed="0" w:uiPriority="66" w:semiHidden="0" w:name="Medium List 2 Accent 1"/>
-    <w:lsdException w:unhideWhenUsed="0" w:uiPriority="67" w:semiHidden="0" w:name="Medium Grid 1 Accent 1"/>
-    <w:lsdException w:unhideWhenUsed="0" w:uiPriority="68" w:semiHidden="0" w:name="Medium Grid 2 Accent 1"/>
-    <w:lsdException w:unhideWhenUsed="0" w:uiPriority="69" w:semiHidden="0" w:name="Medium Grid 3 Accent 1"/>
-    <w:lsdException w:unhideWhenUsed="0" w:uiPriority="70" w:semiHidden="0" w:name="Dark List Accent 1"/>
-    <w:lsdException w:unhideWhenUsed="0" w:uiPriority="71" w:semiHidden="0" w:name="Colorful Shading Accent 1"/>
-    <w:lsdException w:unhideWhenUsed="0" w:uiPriority="72" w:semiHidden="0" w:name="Colorful List Accent 1"/>
-    <w:lsdException w:unhideWhenUsed="0" w:uiPriority="73" w:semiHidden="0" w:name="Colorful Grid Accent 1"/>
-    <w:lsdException w:unhideWhenUsed="0" w:uiPriority="60" w:semiHidden="0" w:name="Light Shading Accent 2"/>
-    <w:lsdException w:unhideWhenUsed="0" w:uiPriority="61" w:semiHidden="0" w:name="Light List Accent 2"/>
-    <w:lsdException w:unhideWhenUsed="0" w:uiPriority="62" w:semiHidden="0" w:name="Light Grid Accent 2"/>
-    <w:lsdException w:unhideWhenUsed="0" w:uiPriority="63" w:semiHidden="0" w:name="Medium Shading 1 Accent 2"/>
-    <w:lsdException w:unhideWhenUsed="0" w:uiPriority="64" w:semiHidden="0" w:name="Medium Shading 2 Accent 2"/>
-    <w:lsdException w:unhideWhenUsed="0" w:uiPriority="65" w:semiHidden="0" w:name="Medium List 1 Accent 2"/>
-    <w:lsdException w:unhideWhenUsed="0" w:uiPriority="66" w:semiHidden="0" w:name="Medium List 2 Accent 2"/>
-    <w:lsdException w:unhideWhenUsed="0" w:uiPriority="67" w:semiHidden="0" w:name="Medium Grid 1 Accent 2"/>
-    <w:lsdException w:unhideWhenUsed="0" w:uiPriority="68" w:semiHidden="0" w:name="Medium Grid 2 Accent 2"/>
-    <w:lsdException w:unhideWhenUsed="0" w:uiPriority="69" w:semiHidden="0" w:name="Medium Grid 3 Accent 2"/>
-    <w:lsdException w:unhideWhenUsed="0" w:uiPriority="70" w:semiHidden="0" w:name="Dark List Accent 2"/>
-    <w:lsdException w:unhideWhenUsed="0" w:uiPriority="71" w:semiHidden="0" w:name="Colorful Shading Accent 2"/>
-    <w:lsdException w:unhideWhenUsed="0" w:uiPriority="72" w:semiHidden="0" w:name="Colorful List Accent 2"/>
-    <w:lsdException w:unhideWhenUsed="0" w:uiPriority="73" w:semiHidden="0" w:name="Colorful Grid Accent 2"/>
-    <w:lsdException w:unhideWhenUsed="0" w:uiPriority="60" w:semiHidden="0" w:name="Light Shading Accent 3"/>
-    <w:lsdException w:unhideWhenUsed="0" w:uiPriority="61" w:semiHidden="0" w:name="Light List Accent 3"/>
-    <w:lsdException w:unhideWhenUsed="0" w:uiPriority="62" w:semiHidden="0" w:name="Light Grid Accent 3"/>
-    <w:lsdException w:unhideWhenUsed="0" w:uiPriority="63" w:semiHidden="0" w:name="Medium Shading 1 Accent 3"/>
-    <w:lsdException w:unhideWhenUsed="0" w:uiPriority="64" w:semiHidden="0" w:name="Medium Shading 2 Accent 3"/>
-    <w:lsdException w:unhideWhenUsed="0" w:uiPriority="65" w:semiHidden="0" w:name="Medium List 1 Accent 3"/>
-    <w:lsdException w:unhideWhenUsed="0" w:uiPriority="66" w:semiHidden="0" w:name="Medium List 2 Accent 3"/>
-    <w:lsdException w:unhideWhenUsed="0" w:uiPriority="67" w:semiHidden="0" w:name="Medium Grid 1 Accent 3"/>
-    <w:lsdException w:unhideWhenUsed="0" w:uiPriority="68" w:semiHidden="0" w:name="Medium Grid 2 Accent 3"/>
-    <w:lsdException w:unhideWhenUsed="0" w:uiPriority="69" w:semiHidden="0" w:name="Medium Grid 3 Accent 3"/>
-    <w:lsdException w:unhideWhenUsed="0" w:uiPriority="70" w:semiHidden="0" w:name="Dark List Accent 3"/>
-    <w:lsdException w:unhideWhenUsed="0" w:uiPriority="71" w:semiHidden="0" w:name="Colorful Shading Accent 3"/>
-    <w:lsdException w:unhideWhenUsed="0" w:uiPriority="72" w:semiHidden="0" w:name="Colorful List Accent 3"/>
-    <w:lsdException w:unhideWhenUsed="0" w:uiPriority="73" w:semiHidden="0" w:name="Colorful Grid Accent 3"/>
-    <w:lsdException w:unhideWhenUsed="0" w:uiPriority="60" w:semiHidden="0" w:name="Light Shading Accent 4"/>
-    <w:lsdException w:unhideWhenUsed="0" w:uiPriority="61" w:semiHidden="0" w:name="Light List Accent 4"/>
-    <w:lsdException w:unhideWhenUsed="0" w:uiPriority="62" w:semiHidden="0" w:name="Light Grid Accent 4"/>
-    <w:lsdException w:unhideWhenUsed="0" w:uiPriority="63" w:semiHidden="0" w:name="Medium Shading 1 Accent 4"/>
-    <w:lsdException w:unhideWhenUsed="0" w:uiPriority="64" w:semiHidden="0" w:name="Medium Shading 2 Accent 4"/>
-    <w:lsdException w:unhideWhenUsed="0" w:uiPriority="65" w:semiHidden="0" w:name="Medium List 1 Accent 4"/>
-    <w:lsdException w:unhideWhenUsed="0" w:uiPriority="66" w:semiHidden="0" w:name="Medium List 2 Accent 4"/>
-    <w:lsdException w:unhideWhenUsed="0" w:uiPriority="67" w:semiHidden="0" w:name="Medium Grid 1 Accent 4"/>
-    <w:lsdException w:unhideWhenUsed="0" w:uiPriority="68" w:semiHidden="0" w:name="Medium Grid 2 Accent 4"/>
-    <w:lsdException w:unhideWhenUsed="0" w:uiPriority="69" w:semiHidden="0" w:name="Medium Grid 3 Accent 4"/>
-    <w:lsdException w:unhideWhenUsed="0" w:uiPriority="70" w:semiHidden="0" w:name="Dark List Accent 4"/>
-    <w:lsdException w:unhideWhenUsed="0" w:uiPriority="71" w:semiHidden="0" w:name="Colorful Shading Accent 4"/>
-    <w:lsdException w:unhideWhenUsed="0" w:uiPriority="72" w:semiHidden="0" w:name="Colorful List Accent 4"/>
-    <w:lsdException w:unhideWhenUsed="0" w:uiPriority="73" w:semiHidden="0" w:name="Colorful Grid Accent 4"/>
-    <w:lsdException w:unhideWhenUsed="0" w:uiPriority="60" w:semiHidden="0" w:name="Light Shading Accent 5"/>
-    <w:lsdException w:unhideWhenUsed="0" w:uiPriority="61" w:semiHidden="0" w:name="Light List Accent 5"/>
-    <w:lsdException w:unhideWhenUsed="0" w:uiPriority="62" w:semiHidden="0" w:name="Light Grid Accent 5"/>
-    <w:lsdException w:unhideWhenUsed="0" w:uiPriority="63" w:semiHidden="0" w:name="Medium Shading 1 Accent 5"/>
-    <w:lsdException w:unhideWhenUsed="0" w:uiPriority="64" w:semiHidden="0" w:name="Medium Shading 2 Accent 5"/>
-    <w:lsdException w:unhideWhenUsed="0" w:uiPriority="65" w:semiHidden="0" w:name="Medium List 1 Accent 5"/>
-    <w:lsdException w:unhideWhenUsed="0" w:uiPriority="66" w:semiHidden="0" w:name="Medium List 2 Accent 5"/>
-    <w:lsdException w:unhideWhenUsed="0" w:uiPriority="67" w:semiHidden="0" w:name="Medium Grid 1 Accent 5"/>
-    <w:lsdException w:unhideWhenUsed="0" w:uiPriority="68" w:semiHidden="0" w:name="Medium Grid 2 Accent 5"/>
-    <w:lsdException w:unhideWhenUsed="0" w:uiPriority="69" w:semiHidden="0" w:name="Medium Grid 3 Accent 5"/>
-    <w:lsdException w:unhideWhenUsed="0" w:uiPriority="70" w:semiHidden="0" w:name="Dark List Accent 5"/>
-    <w:lsdException w:unhideWhenUsed="0" w:uiPriority="71" w:semiHidden="0" w:name="Colorful Shading Accent 5"/>
-    <w:lsdException w:unhideWhenUsed="0" w:uiPriority="72" w:semiHidden="0" w:name="Colorful List Accent 5"/>
-    <w:lsdException w:unhideWhenUsed="0" w:uiPriority="73" w:semiHidden="0" w:name="Colorful Grid Accent 5"/>
-    <w:lsdException w:unhideWhenUsed="0" w:uiPriority="60" w:semiHidden="0" w:name="Light Shading Accent 6"/>
-    <w:lsdException w:unhideWhenUsed="0" w:uiPriority="61" w:semiHidden="0" w:name="Light List Accent 6"/>
-    <w:lsdException w:unhideWhenUsed="0" w:uiPriority="62" w:semiHidden="0" w:name="Light Grid Accent 6"/>
-    <w:lsdException w:unhideWhenUsed="0" w:uiPriority="63" w:semiHidden="0" w:name="Medium Shading 1 Accent 6"/>
-    <w:lsdException w:unhideWhenUsed="0" w:uiPriority="64" w:semiHidden="0" w:name="Medium Shading 2 Accent 6"/>
-    <w:lsdException w:unhideWhenUsed="0" w:uiPriority="65" w:semiHidden="0" w:name="Medium List 1 Accent 6"/>
-    <w:lsdException w:unhideWhenUsed="0" w:uiPriority="66" w:semiHidden="0" w:name="Medium List 2 Accent 6"/>
-    <w:lsdException w:unhideWhenUsed="0" w:uiPriority="67" w:semiHidden="0" w:name="Medium Grid 1 Accent 6"/>
-    <w:lsdException w:unhideWhenUsed="0" w:uiPriority="68" w:semiHidden="0" w:name="Medium Grid 2 Accent 6"/>
-    <w:lsdException w:unhideWhenUsed="0" w:uiPriority="69" w:semiHidden="0" w:name="Medium Grid 3 Accent 6"/>
-    <w:lsdException w:unhideWhenUsed="0" w:uiPriority="70" w:semiHidden="0" w:name="Dark List Accent 6"/>
-    <w:lsdException w:unhideWhenUsed="0" w:uiPriority="71" w:semiHidden="0" w:name="Colorful Shading Accent 6"/>
-    <w:lsdException w:unhideWhenUsed="0" w:uiPriority="72" w:semiHidden="0" w:name="Colorful List Accent 6"/>
-    <w:lsdException w:unhideWhenUsed="0" w:uiPriority="73" w:semiHidden="0" w:name="Colorful Grid Accent 6"/>
+  <w:latentStyles w:defLockedState="0" w:defUIPriority="99" w:defSemiHidden="0" w:defUnhideWhenUsed="0" w:defQFormat="0" w:count="376">
+    <w:lsdException w:name="Normal" w:uiPriority="0" w:qFormat="1"/>
+    <w:lsdException w:name="heading 1" w:uiPriority="9" w:qFormat="1"/>
+    <w:lsdException w:name="heading 2" w:semiHidden="1" w:uiPriority="9" w:unhideWhenUsed="1" w:qFormat="1"/>
+    <w:lsdException w:name="heading 3" w:semiHidden="1" w:uiPriority="9" w:unhideWhenUsed="1" w:qFormat="1"/>
+    <w:lsdException w:name="heading 4" w:semiHidden="1" w:uiPriority="9" w:unhideWhenUsed="1" w:qFormat="1"/>
+    <w:lsdException w:name="heading 5" w:semiHidden="1" w:uiPriority="9" w:unhideWhenUsed="1" w:qFormat="1"/>
+    <w:lsdException w:name="heading 6" w:semiHidden="1" w:uiPriority="9" w:unhideWhenUsed="1" w:qFormat="1"/>
+    <w:lsdException w:name="heading 7" w:semiHidden="1" w:uiPriority="9" w:unhideWhenUsed="1" w:qFormat="1"/>
+    <w:lsdException w:name="heading 8" w:semiHidden="1" w:uiPriority="9" w:unhideWhenUsed="1" w:qFormat="1"/>
+    <w:lsdException w:name="heading 9" w:semiHidden="1" w:uiPriority="9" w:unhideWhenUsed="1" w:qFormat="1"/>
+    <w:lsdException w:name="index 1" w:semiHidden="1" w:unhideWhenUsed="1"/>
+    <w:lsdException w:name="index 2" w:semiHidden="1" w:unhideWhenUsed="1"/>
+    <w:lsdException w:name="index 3" w:semiHidden="1" w:unhideWhenUsed="1"/>
+    <w:lsdException w:name="index 4" w:semiHidden="1" w:unhideWhenUsed="1"/>
+    <w:lsdException w:name="index 5" w:semiHidden="1" w:unhideWhenUsed="1"/>
+    <w:lsdException w:name="index 6" w:semiHidden="1" w:unhideWhenUsed="1"/>
+    <w:lsdException w:name="index 7" w:semiHidden="1" w:unhideWhenUsed="1"/>
+    <w:lsdException w:name="index 8" w:semiHidden="1" w:unhideWhenUsed="1"/>
+    <w:lsdException w:name="index 9" w:semiHidden="1" w:unhideWhenUsed="1"/>
+    <w:lsdException w:name="toc 1" w:semiHidden="1" w:uiPriority="39" w:unhideWhenUsed="1"/>
+    <w:lsdException w:name="toc 2" w:semiHidden="1" w:uiPriority="39" w:unhideWhenUsed="1"/>
+    <w:lsdException w:name="toc 3" w:semiHidden="1" w:uiPriority="39" w:unhideWhenUsed="1"/>
+    <w:lsdException w:name="toc 4" w:semiHidden="1" w:uiPriority="39" w:unhideWhenUsed="1"/>
+    <w:lsdException w:name="toc 5" w:semiHidden="1" w:uiPriority="39" w:unhideWhenUsed="1"/>
+    <w:lsdException w:name="toc 6" w:semiHidden="1" w:uiPriority="39" w:unhideWhenUsed="1"/>
+    <w:lsdException w:name="toc 7" w:semiHidden="1" w:uiPriority="39" w:unhideWhenUsed="1"/>
+    <w:lsdException w:name="toc 8" w:semiHidden="1" w:uiPriority="39" w:unhideWhenUsed="1"/>
+    <w:lsdException w:name="toc 9" w:semiHidden="1" w:uiPriority="39" w:unhideWhenUsed="1"/>
+    <w:lsdException w:name="Normal Indent" w:semiHidden="1" w:unhideWhenUsed="1"/>
+    <w:lsdException w:name="footnote text" w:semiHidden="1" w:unhideWhenUsed="1"/>
+    <w:lsdException w:name="annotation text" w:semiHidden="1" w:unhideWhenUsed="1" w:qFormat="1"/>
+    <w:lsdException w:name="header" w:semiHidden="1" w:unhideWhenUsed="1"/>
+    <w:lsdException w:name="footer" w:semiHidden="1" w:unhideWhenUsed="1"/>
+    <w:lsdException w:name="index heading" w:semiHidden="1" w:unhideWhenUsed="1"/>
+    <w:lsdException w:name="caption" w:semiHidden="1" w:uiPriority="35" w:unhideWhenUsed="1" w:qFormat="1"/>
+    <w:lsdException w:name="table of figures" w:semiHidden="1" w:unhideWhenUsed="1"/>
+    <w:lsdException w:name="envelope address" w:semiHidden="1" w:unhideWhenUsed="1"/>
+    <w:lsdException w:name="envelope return" w:semiHidden="1" w:unhideWhenUsed="1"/>
+    <w:lsdException w:name="footnote reference" w:semiHidden="1" w:unhideWhenUsed="1"/>
+    <w:lsdException w:name="annotation reference" w:semiHidden="1" w:unhideWhenUsed="1" w:qFormat="1"/>
+    <w:lsdException w:name="line number" w:semiHidden="1" w:unhideWhenUsed="1"/>
+    <w:lsdException w:name="page number" w:semiHidden="1" w:unhideWhenUsed="1"/>
+    <w:lsdException w:name="endnote reference" w:semiHidden="1" w:unhideWhenUsed="1"/>
+    <w:lsdException w:name="endnote text" w:semiHidden="1" w:unhideWhenUsed="1"/>
+    <w:lsdException w:name="table of authorities" w:semiHidden="1" w:unhideWhenUsed="1"/>
+    <w:lsdException w:name="macro" w:semiHidden="1" w:unhideWhenUsed="1"/>
+    <w:lsdException w:name="toa heading" w:semiHidden="1" w:unhideWhenUsed="1"/>
+    <w:lsdException w:name="List" w:semiHidden="1" w:unhideWhenUsed="1"/>
+    <w:lsdException w:name="List Bullet" w:semiHidden="1" w:unhideWhenUsed="1"/>
+    <w:lsdException w:name="List Number" w:semiHidden="1" w:unhideWhenUsed="1"/>
+    <w:lsdException w:name="List 2" w:semiHidden="1" w:unhideWhenUsed="1"/>
+    <w:lsdException w:name="List 3" w:semiHidden="1" w:unhideWhenUsed="1"/>
+    <w:lsdException w:name="List 4" w:semiHidden="1" w:unhideWhenUsed="1"/>
+    <w:lsdException w:name="List 5" w:semiHidden="1" w:unhideWhenUsed="1"/>
+    <w:lsdException w:name="List Bullet 2" w:semiHidden="1" w:unhideWhenUsed="1"/>
+    <w:lsdException w:name="List Bullet 3" w:semiHidden="1" w:unhideWhenUsed="1"/>
+    <w:lsdException w:name="List Bullet 4" w:semiHidden="1" w:unhideWhenUsed="1"/>
+    <w:lsdException w:name="List Bullet 5" w:semiHidden="1" w:unhideWhenUsed="1"/>
+    <w:lsdException w:name="List Number 2" w:semiHidden="1" w:unhideWhenUsed="1"/>
+    <w:lsdException w:name="List Number 3" w:semiHidden="1" w:unhideWhenUsed="1"/>
+    <w:lsdException w:name="List Number 4" w:semiHidden="1" w:unhideWhenUsed="1"/>
+    <w:lsdException w:name="List Number 5" w:semiHidden="1" w:unhideWhenUsed="1"/>
+    <w:lsdException w:name="Title" w:uiPriority="10" w:qFormat="1"/>
+    <w:lsdException w:name="Closing" w:semiHidden="1" w:unhideWhenUsed="1"/>
+    <w:lsdException w:name="Signature" w:semiHidden="1" w:unhideWhenUsed="1"/>
+    <w:lsdException w:name="Default Paragraph Font" w:semiHidden="1" w:uiPriority="1" w:unhideWhenUsed="1" w:qFormat="1"/>
+    <w:lsdException w:name="Body Text" w:semiHidden="1" w:unhideWhenUsed="1"/>
+    <w:lsdException w:name="Body Text Indent" w:semiHidden="1" w:unhideWhenUsed="1"/>
+    <w:lsdException w:name="List Continue" w:semiHidden="1" w:unhideWhenUsed="1"/>
+    <w:lsdException w:name="List Continue 2" w:semiHidden="1" w:unhideWhenUsed="1"/>
+    <w:lsdException w:name="List Continue 3" w:semiHidden="1" w:unhideWhenUsed="1"/>
+    <w:lsdException w:name="List Continue 4" w:semiHidden="1" w:unhideWhenUsed="1"/>
+    <w:lsdException w:name="List Continue 5" w:semiHidden="1" w:unhideWhenUsed="1"/>
+    <w:lsdException w:name="Message Header" w:semiHidden="1" w:unhideWhenUsed="1"/>
+    <w:lsdException w:name="Subtitle" w:uiPriority="11" w:qFormat="1"/>
+    <w:lsdException w:name="Salutation" w:semiHidden="1" w:unhideWhenUsed="1"/>
+    <w:lsdException w:name="Date" w:semiHidden="1" w:unhideWhenUsed="1"/>
+    <w:lsdException w:name="Body Text First Indent" w:semiHidden="1" w:unhideWhenUsed="1"/>
+    <w:lsdException w:name="Body Text First Indent 2" w:semiHidden="1" w:unhideWhenUsed="1"/>
+    <w:lsdException w:name="Note Heading" w:semiHidden="1" w:unhideWhenUsed="1"/>
+    <w:lsdException w:name="Body Text 2" w:semiHidden="1" w:unhideWhenUsed="1"/>
+    <w:lsdException w:name="Body Text 3" w:semiHidden="1" w:unhideWhenUsed="1"/>
+    <w:lsdException w:name="Body Text Indent 2" w:semiHidden="1" w:unhideWhenUsed="1"/>
+    <w:lsdException w:name="Body Text Indent 3" w:semiHidden="1" w:unhideWhenUsed="1"/>
+    <w:lsdException w:name="Block Text" w:semiHidden="1" w:unhideWhenUsed="1"/>
+    <w:lsdException w:name="Hyperlink" w:semiHidden="1" w:unhideWhenUsed="1"/>
+    <w:lsdException w:name="FollowedHyperlink" w:semiHidden="1" w:unhideWhenUsed="1"/>
+    <w:lsdException w:name="Strong" w:uiPriority="22" w:qFormat="1"/>
+    <w:lsdException w:name="Emphasis" w:uiPriority="20" w:qFormat="1"/>
+    <w:lsdException w:name="Document Map" w:semiHidden="1" w:unhideWhenUsed="1"/>
+    <w:lsdException w:name="Plain Text" w:semiHidden="1" w:unhideWhenUsed="1"/>
+    <w:lsdException w:name="E-mail Signature" w:semiHidden="1" w:unhideWhenUsed="1"/>
+    <w:lsdException w:name="HTML Top of Form" w:semiHidden="1" w:unhideWhenUsed="1"/>
+    <w:lsdException w:name="HTML Bottom of Form" w:semiHidden="1" w:unhideWhenUsed="1"/>
+    <w:lsdException w:name="Normal (Web)" w:semiHidden="1" w:unhideWhenUsed="1" w:qFormat="1"/>
+    <w:lsdException w:name="HTML Acronym" w:semiHidden="1" w:unhideWhenUsed="1"/>
+    <w:lsdException w:name="HTML Address" w:semiHidden="1" w:unhideWhenUsed="1"/>
+    <w:lsdException w:name="HTML Cite" w:semiHidden="1" w:unhideWhenUsed="1"/>
+    <w:lsdException w:name="HTML Code" w:semiHidden="1" w:unhideWhenUsed="1"/>
+    <w:lsdException w:name="HTML Definition" w:semiHidden="1" w:unhideWhenUsed="1"/>
+    <w:lsdException w:name="HTML Keyboard" w:semiHidden="1" w:unhideWhenUsed="1"/>
+    <w:lsdException w:name="HTML Preformatted" w:semiHidden="1" w:unhideWhenUsed="1"/>
+    <w:lsdException w:name="HTML Sample" w:semiHidden="1" w:unhideWhenUsed="1"/>
+    <w:lsdException w:name="HTML Typewriter" w:semiHidden="1" w:unhideWhenUsed="1"/>
+    <w:lsdException w:name="HTML Variable" w:semiHidden="1" w:unhideWhenUsed="1"/>
+    <w:lsdException w:name="Normal Table" w:semiHidden="1" w:unhideWhenUsed="1" w:qFormat="1"/>
+    <w:lsdException w:name="annotation subject" w:semiHidden="1" w:unhideWhenUsed="1" w:qFormat="1"/>
+    <w:lsdException w:name="No List" w:semiHidden="1" w:unhideWhenUsed="1"/>
+    <w:lsdException w:name="Outline List 1" w:semiHidden="1" w:unhideWhenUsed="1"/>
+    <w:lsdException w:name="Outline List 2" w:semiHidden="1" w:unhideWhenUsed="1"/>
+    <w:lsdException w:name="Outline List 3" w:semiHidden="1" w:unhideWhenUsed="1"/>
+    <w:lsdException w:name="Table Simple 1" w:semiHidden="1" w:unhideWhenUsed="1"/>
+    <w:lsdException w:name="Table Simple 2" w:semiHidden="1" w:unhideWhenUsed="1"/>
+    <w:lsdException w:name="Table Simple 3" w:semiHidden="1" w:unhideWhenUsed="1"/>
+    <w:lsdException w:name="Table Classic 1" w:semiHidden="1" w:unhideWhenUsed="1"/>
+    <w:lsdException w:name="Table Classic 2" w:semiHidden="1" w:unhideWhenUsed="1"/>
+    <w:lsdException w:name="Table Classic 3" w:semiHidden="1" w:unhideWhenUsed="1"/>
+    <w:lsdException w:name="Table Classic 4" w:semiHidden="1" w:unhideWhenUsed="1"/>
+    <w:lsdException w:name="Table Colorful 1" w:semiHidden="1" w:unhideWhenUsed="1"/>
+    <w:lsdException w:name="Table Colorful 2" w:semiHidden="1" w:unhideWhenUsed="1"/>
+    <w:lsdException w:name="Table Colorful 3" w:semiHidden="1" w:unhideWhenUsed="1"/>
+    <w:lsdException w:name="Table Columns 1" w:semiHidden="1" w:unhideWhenUsed="1"/>
+    <w:lsdException w:name="Table Columns 2" w:semiHidden="1" w:unhideWhenUsed="1"/>
+    <w:lsdException w:name="Table Columns 3" w:semiHidden="1" w:unhideWhenUsed="1"/>
+    <w:lsdException w:name="Table Columns 4" w:semiHidden="1" w:unhideWhenUsed="1"/>
+    <w:lsdException w:name="Table Columns 5" w:semiHidden="1" w:unhideWhenUsed="1"/>
+    <w:lsdException w:name="Table Grid 1" w:semiHidden="1" w:unhideWhenUsed="1"/>
+    <w:lsdException w:name="Table Grid 2" w:semiHidden="1" w:unhideWhenUsed="1"/>
+    <w:lsdException w:name="Table Grid 3" w:semiHidden="1" w:unhideWhenUsed="1"/>
+    <w:lsdException w:name="Table Grid 4" w:semiHidden="1" w:unhideWhenUsed="1"/>
+    <w:lsdException w:name="Table Grid 5" w:semiHidden="1" w:unhideWhenUsed="1"/>
+    <w:lsdException w:name="Table Grid 6" w:semiHidden="1" w:unhideWhenUsed="1"/>
+    <w:lsdException w:name="Table Grid 7" w:semiHidden="1" w:unhideWhenUsed="1"/>
+    <w:lsdException w:name="Table Grid 8" w:semiHidden="1" w:unhideWhenUsed="1"/>
+    <w:lsdException w:name="Table List 1" w:semiHidden="1" w:unhideWhenUsed="1"/>
+    <w:lsdException w:name="Table List 2" w:semiHidden="1" w:unhideWhenUsed="1"/>
+    <w:lsdException w:name="Table List 3" w:semiHidden="1" w:unhideWhenUsed="1"/>
+    <w:lsdException w:name="Table List 4" w:semiHidden="1" w:unhideWhenUsed="1"/>
+    <w:lsdException w:name="Table List 5" w:semiHidden="1" w:unhideWhenUsed="1"/>
+    <w:lsdException w:name="Table List 6" w:semiHidden="1" w:unhideWhenUsed="1"/>
+    <w:lsdException w:name="Table List 7" w:semiHidden="1" w:unhideWhenUsed="1"/>
+    <w:lsdException w:name="Table List 8" w:semiHidden="1" w:unhideWhenUsed="1"/>
+    <w:lsdException w:name="Table 3D effects 1" w:semiHidden="1" w:unhideWhenUsed="1"/>
+    <w:lsdException w:name="Table 3D effects 2" w:semiHidden="1" w:unhideWhenUsed="1"/>
+    <w:lsdException w:name="Table 3D effects 3" w:semiHidden="1" w:unhideWhenUsed="1"/>
+    <w:lsdException w:name="Table Contemporary" w:semiHidden="1" w:unhideWhenUsed="1"/>
+    <w:lsdException w:name="Table Elegant" w:semiHidden="1" w:unhideWhenUsed="1"/>
+    <w:lsdException w:name="Table Professional" w:semiHidden="1" w:unhideWhenUsed="1"/>
+    <w:lsdException w:name="Table Subtle 1" w:semiHidden="1" w:unhideWhenUsed="1"/>
+    <w:lsdException w:name="Table Subtle 2" w:semiHidden="1" w:unhideWhenUsed="1"/>
+    <w:lsdException w:name="Table Web 1" w:semiHidden="1" w:unhideWhenUsed="1"/>
+    <w:lsdException w:name="Table Web 2" w:semiHidden="1" w:unhideWhenUsed="1"/>
+    <w:lsdException w:name="Table Web 3" w:semiHidden="1" w:unhideWhenUsed="1"/>
+    <w:lsdException w:name="Balloon Text" w:semiHidden="1" w:unhideWhenUsed="1" w:qFormat="1"/>
+    <w:lsdException w:name="Table Grid" w:uiPriority="59" w:qFormat="1"/>
+    <w:lsdException w:name="Table Theme" w:semiHidden="1" w:unhideWhenUsed="1"/>
+    <w:lsdException w:name="Placeholder Text" w:semiHidden="1" w:unhideWhenUsed="1"/>
+    <w:lsdException w:name="No Spacing" w:semiHidden="1" w:unhideWhenUsed="1"/>
+    <w:lsdException w:name="Light Shading" w:uiPriority="60"/>
+    <w:lsdException w:name="Light List" w:uiPriority="61"/>
+    <w:lsdException w:name="Light Grid" w:uiPriority="62"/>
+    <w:lsdException w:name="Medium Shading 1" w:uiPriority="63"/>
+    <w:lsdException w:name="Medium Shading 2" w:uiPriority="64"/>
+    <w:lsdException w:name="Medium List 1" w:uiPriority="65"/>
+    <w:lsdException w:name="Medium List 2" w:uiPriority="66"/>
+    <w:lsdException w:name="Medium Grid 1" w:uiPriority="67"/>
+    <w:lsdException w:name="Medium Grid 2" w:uiPriority="68"/>
+    <w:lsdException w:name="Medium Grid 3" w:uiPriority="69"/>
+    <w:lsdException w:name="Dark List" w:uiPriority="70"/>
+    <w:lsdException w:name="Colorful Shading" w:uiPriority="71"/>
+    <w:lsdException w:name="Colorful List" w:uiPriority="72"/>
+    <w:lsdException w:name="Colorful Grid" w:uiPriority="73"/>
+    <w:lsdException w:name="Light Shading Accent 1" w:uiPriority="60"/>
+    <w:lsdException w:name="Light List Accent 1" w:uiPriority="61"/>
+    <w:lsdException w:name="Light Grid Accent 1" w:uiPriority="62"/>
+    <w:lsdException w:name="Medium Shading 1 Accent 1" w:uiPriority="63"/>
+    <w:lsdException w:name="Medium Shading 2 Accent 1" w:uiPriority="64"/>
+    <w:lsdException w:name="Medium List 1 Accent 1" w:uiPriority="65"/>
+    <w:lsdException w:name="Revision" w:semiHidden="1" w:unhideWhenUsed="1"/>
+    <w:lsdException w:name="List Paragraph" w:uiPriority="34" w:qFormat="1"/>
+    <w:lsdException w:name="Quote" w:semiHidden="1" w:unhideWhenUsed="1"/>
+    <w:lsdException w:name="Intense Quote" w:semiHidden="1" w:unhideWhenUsed="1"/>
+    <w:lsdException w:name="Medium List 2 Accent 1" w:uiPriority="66"/>
+    <w:lsdException w:name="Medium Grid 1 Accent 1" w:uiPriority="67"/>
+    <w:lsdException w:name="Medium Grid 2 Accent 1" w:uiPriority="68"/>
+    <w:lsdException w:name="Medium Grid 3 Accent 1" w:uiPriority="69"/>
+    <w:lsdException w:name="Dark List Accent 1" w:uiPriority="70"/>
+    <w:lsdException w:name="Colorful Shading Accent 1" w:uiPriority="71"/>
+    <w:lsdException w:name="Colorful List Accent 1" w:uiPriority="72"/>
+    <w:lsdException w:name="Colorful Grid Accent 1" w:uiPriority="73"/>
+    <w:lsdException w:name="Light Shading Accent 2" w:uiPriority="60"/>
+    <w:lsdException w:name="Light List Accent 2" w:uiPriority="61"/>
+    <w:lsdException w:name="Light Grid Accent 2" w:uiPriority="62"/>
+    <w:lsdException w:name="Medium Shading 1 Accent 2" w:uiPriority="63"/>
+    <w:lsdException w:name="Medium Shading 2 Accent 2" w:uiPriority="64"/>
+    <w:lsdException w:name="Medium List 1 Accent 2" w:uiPriority="65"/>
+    <w:lsdException w:name="Medium List 2 Accent 2" w:uiPriority="66"/>
+    <w:lsdException w:name="Medium Grid 1 Accent 2" w:uiPriority="67"/>
+    <w:lsdException w:name="Medium Grid 2 Accent 2" w:uiPriority="68"/>
+    <w:lsdException w:name="Medium Grid 3 Accent 2" w:uiPriority="69"/>
+    <w:lsdException w:name="Dark List Accent 2" w:uiPriority="70"/>
+    <w:lsdException w:name="Colorful Shading Accent 2" w:uiPriority="71"/>
+    <w:lsdException w:name="Colorful List Accent 2" w:uiPriority="72"/>
+    <w:lsdException w:name="Colorful Grid Accent 2" w:uiPriority="73"/>
+    <w:lsdException w:name="Light Shading Accent 3" w:uiPriority="60"/>
+    <w:lsdException w:name="Light List Accent 3" w:uiPriority="61"/>
+    <w:lsdException w:name="Light Grid Accent 3" w:uiPriority="62"/>
+    <w:lsdException w:name="Medium Shading 1 Accent 3" w:uiPriority="63"/>
+    <w:lsdException w:name="Medium Shading 2 Accent 3" w:uiPriority="64"/>
+    <w:lsdException w:name="Medium List 1 Accent 3" w:uiPriority="65"/>
+    <w:lsdException w:name="Medium List 2 Accent 3" w:uiPriority="66"/>
+    <w:lsdException w:name="Medium Grid 1 Accent 3" w:uiPriority="67"/>
+    <w:lsdException w:name="Medium Grid 2 Accent 3" w:uiPriority="68"/>
+    <w:lsdException w:name="Medium Grid 3 Accent 3" w:uiPriority="69"/>
+    <w:lsdException w:name="Dark List Accent 3" w:uiPriority="70"/>
+    <w:lsdException w:name="Colorful Shading Accent 3" w:uiPriority="71"/>
+    <w:lsdException w:name="Colorful List Accent 3" w:uiPriority="72"/>
+    <w:lsdException w:name="Colorful Grid Accent 3" w:uiPriority="73"/>
+    <w:lsdException w:name="Light Shading Accent 4" w:uiPriority="60"/>
+    <w:lsdException w:name="Light List Accent 4" w:uiPriority="61"/>
+    <w:lsdException w:name="Light Grid Accent 4" w:uiPriority="62"/>
+    <w:lsdException w:name="Medium Shading 1 Accent 4" w:uiPriority="63"/>
+    <w:lsdException w:name="Medium Shading 2 Accent 4" w:uiPriority="64"/>
+    <w:lsdException w:name="Medium List 1 Accent 4" w:uiPriority="65"/>
+    <w:lsdException w:name="Medium List 2 Accent 4" w:uiPriority="66"/>
+    <w:lsdException w:name="Medium Grid 1 Accent 4" w:uiPriority="67"/>
+    <w:lsdException w:name="Medium Grid 2 Accent 4" w:uiPriority="68"/>
+    <w:lsdException w:name="Medium Grid 3 Accent 4" w:uiPriority="69"/>
+    <w:lsdException w:name="Dark List Accent 4" w:uiPriority="70"/>
+    <w:lsdException w:name="Colorful Shading Accent 4" w:uiPriority="71"/>
+    <w:lsdException w:name="Colorful List Accent 4" w:uiPriority="72"/>
+    <w:lsdException w:name="Colorful Grid Accent 4" w:uiPriority="73"/>
+    <w:lsdException w:name="Light Shading Accent 5" w:uiPriority="60"/>
+    <w:lsdException w:name="Light List Accent 5" w:uiPriority="61"/>
+    <w:lsdException w:name="Light Grid Accent 5" w:uiPriority="62"/>
+    <w:lsdException w:name="Medium Shading 1 Accent 5" w:uiPriority="63"/>
+    <w:lsdException w:name="Medium Shading 2 Accent 5" w:uiPriority="64"/>
+    <w:lsdException w:name="Medium List 1 Accent 5" w:uiPriority="65"/>
+    <w:lsdException w:name="Medium List 2 Accent 5" w:uiPriority="66"/>
+    <w:lsdException w:name="Medium Grid 1 Accent 5" w:uiPriority="67"/>
+    <w:lsdException w:name="Medium Grid 2 Accent 5" w:uiPriority="68"/>
+    <w:lsdException w:name="Medium Grid 3 Accent 5" w:uiPriority="69"/>
+    <w:lsdException w:name="Dark List Accent 5" w:uiPriority="70"/>
+    <w:lsdException w:name="Colorful Shading Accent 5" w:uiPriority="71"/>
+    <w:lsdException w:name="Colorful List Accent 5" w:uiPriority="72"/>
+    <w:lsdException w:name="Colorful Grid Accent 5" w:uiPriority="73"/>
+    <w:lsdException w:name="Light Shading Accent 6" w:uiPriority="60"/>
+    <w:lsdException w:name="Light List Accent 6" w:uiPriority="61"/>
+    <w:lsdException w:name="Light Grid Accent 6" w:uiPriority="62"/>
+    <w:lsdException w:name="Medium Shading 1 Accent 6" w:uiPriority="63"/>
+    <w:lsdException w:name="Medium Shading 2 Accent 6" w:uiPriority="64"/>
+    <w:lsdException w:name="Medium List 1 Accent 6" w:uiPriority="65"/>
+    <w:lsdException w:name="Medium List 2 Accent 6" w:uiPriority="66"/>
+    <w:lsdException w:name="Medium Grid 1 Accent 6" w:uiPriority="67"/>
+    <w:lsdException w:name="Medium Grid 2 Accent 6" w:uiPriority="68"/>
+    <w:lsdException w:name="Medium Grid 3 Accent 6" w:uiPriority="69"/>
+    <w:lsdException w:name="Dark List Accent 6" w:uiPriority="70"/>
+    <w:lsdException w:name="Colorful Shading Accent 6" w:uiPriority="71"/>
+    <w:lsdException w:name="Colorful List Accent 6" w:uiPriority="72"/>
+    <w:lsdException w:name="Colorful Grid Accent 6" w:uiPriority="73"/>
+    <w:lsdException w:name="Subtle Emphasis" w:uiPriority="19" w:qFormat="1"/>
+    <w:lsdException w:name="Intense Emphasis" w:uiPriority="21" w:qFormat="1"/>
+    <w:lsdException w:name="Subtle Reference" w:uiPriority="31" w:qFormat="1"/>
+    <w:lsdException w:name="Intense Reference" w:uiPriority="32" w:qFormat="1"/>
+    <w:lsdException w:name="Book Title" w:uiPriority="33" w:qFormat="1"/>
+    <w:lsdException w:name="Bibliography" w:semiHidden="1" w:uiPriority="37" w:unhideWhenUsed="1"/>
+    <w:lsdException w:name="TOC Heading" w:semiHidden="1" w:uiPriority="39" w:unhideWhenUsed="1" w:qFormat="1"/>
+    <w:lsdException w:name="Plain Table 1" w:uiPriority="41"/>
+    <w:lsdException w:name="Plain Table 2" w:uiPriority="42"/>
+    <w:lsdException w:name="Plain Table 3" w:uiPriority="43"/>
+    <w:lsdException w:name="Plain Table 4" w:uiPriority="44"/>
+    <w:lsdException w:name="Plain Table 5" w:uiPriority="45"/>
+    <w:lsdException w:name="Grid Table Light" w:uiPriority="40"/>
+    <w:lsdException w:name="Grid Table 1 Light" w:uiPriority="46"/>
+    <w:lsdException w:name="Grid Table 2" w:uiPriority="47"/>
+    <w:lsdException w:name="Grid Table 3" w:uiPriority="48"/>
+    <w:lsdException w:name="Grid Table 4" w:uiPriority="49"/>
+    <w:lsdException w:name="Grid Table 5 Dark" w:uiPriority="50"/>
+    <w:lsdException w:name="Grid Table 6 Colorful" w:uiPriority="51"/>
+    <w:lsdException w:name="Grid Table 7 Colorful" w:uiPriority="52"/>
+    <w:lsdException w:name="Grid Table 1 Light Accent 1" w:uiPriority="46"/>
+    <w:lsdException w:name="Grid Table 2 Accent 1" w:uiPriority="47"/>
+    <w:lsdException w:name="Grid Table 3 Accent 1" w:uiPriority="48"/>
+    <w:lsdException w:name="Grid Table 4 Accent 1" w:uiPriority="49"/>
+    <w:lsdException w:name="Grid Table 5 Dark Accent 1" w:uiPriority="50"/>
+    <w:lsdException w:name="Grid Table 6 Colorful Accent 1" w:uiPriority="51"/>
+    <w:lsdException w:name="Grid Table 7 Colorful Accent 1" w:uiPriority="52"/>
+    <w:lsdException w:name="Grid Table 1 Light Accent 2" w:uiPriority="46"/>
+    <w:lsdException w:name="Grid Table 2 Accent 2" w:uiPriority="47"/>
+    <w:lsdException w:name="Grid Table 3 Accent 2" w:uiPriority="48"/>
+    <w:lsdException w:name="Grid Table 4 Accent 2" w:uiPriority="49"/>
+    <w:lsdException w:name="Grid Table 5 Dark Accent 2" w:uiPriority="50"/>
+    <w:lsdException w:name="Grid Table 6 Colorful Accent 2" w:uiPriority="51"/>
+    <w:lsdException w:name="Grid Table 7 Colorful Accent 2" w:uiPriority="52"/>
+    <w:lsdException w:name="Grid Table 1 Light Accent 3" w:uiPriority="46"/>
+    <w:lsdException w:name="Grid Table 2 Accent 3" w:uiPriority="47"/>
+    <w:lsdException w:name="Grid Table 3 Accent 3" w:uiPriority="48"/>
+    <w:lsdException w:name="Grid Table 4 Accent 3" w:uiPriority="49"/>
+    <w:lsdException w:name="Grid Table 5 Dark Accent 3" w:uiPriority="50"/>
+    <w:lsdException w:name="Grid Table 6 Colorful Accent 3" w:uiPriority="51"/>
+    <w:lsdException w:name="Grid Table 7 Colorful Accent 3" w:uiPriority="52"/>
+    <w:lsdException w:name="Grid Table 1 Light Accent 4" w:uiPriority="46"/>
+    <w:lsdException w:name="Grid Table 2 Accent 4" w:uiPriority="47"/>
+    <w:lsdException w:name="Grid Table 3 Accent 4" w:uiPriority="48"/>
+    <w:lsdException w:name="Grid Table 4 Accent 4" w:uiPriority="49"/>
+    <w:lsdException w:name="Grid Table 5 Dark Accent 4" w:uiPriority="50"/>
+    <w:lsdException w:name="Grid Table 6 Colorful Accent 4" w:uiPriority="51"/>
+    <w:lsdException w:name="Grid Table 7 Colorful Accent 4" w:uiPriority="52"/>
+    <w:lsdException w:name="Grid Table 1 Light Accent 5" w:uiPriority="46"/>
+    <w:lsdException w:name="Grid Table 2 Accent 5" w:uiPriority="47"/>
+    <w:lsdException w:name="Grid Table 3 Accent 5" w:uiPriority="48"/>
+    <w:lsdException w:name="Grid Table 4 Accent 5" w:uiPriority="49"/>
+    <w:lsdException w:name="Grid Table 5 Dark Accent 5" w:uiPriority="50"/>
+    <w:lsdException w:name="Grid Table 6 Colorful Accent 5" w:uiPriority="51"/>
+    <w:lsdException w:name="Grid Table 7 Colorful Accent 5" w:uiPriority="52"/>
+    <w:lsdException w:name="Grid Table 1 Light Accent 6" w:uiPriority="46"/>
+    <w:lsdException w:name="Grid Table 2 Accent 6" w:uiPriority="47"/>
+    <w:lsdException w:name="Grid Table 3 Accent 6" w:uiPriority="48"/>
+    <w:lsdException w:name="Grid Table 4 Accent 6" w:uiPriority="49"/>
+    <w:lsdException w:name="Grid Table 5 Dark Accent 6" w:uiPriority="50"/>
+    <w:lsdException w:name="Grid Table 6 Colorful Accent 6" w:uiPriority="51"/>
+    <w:lsdException w:name="Grid Table 7 Colorful Accent 6" w:uiPriority="52"/>
+    <w:lsdException w:name="List Table 1 Light" w:uiPriority="46"/>
+    <w:lsdException w:name="List Table 2" w:uiPriority="47"/>
+    <w:lsdException w:name="List Table 3" w:uiPriority="48"/>
+    <w:lsdException w:name="List Table 4" w:uiPriority="49"/>
+    <w:lsdException w:name="List Table 5 Dark" w:uiPriority="50"/>
+    <w:lsdException w:name="List Table 6 Colorful" w:uiPriority="51"/>
+    <w:lsdException w:name="List Table 7 Colorful" w:uiPriority="52"/>
+    <w:lsdException w:name="List Table 1 Light Accent 1" w:uiPriority="46"/>
+    <w:lsdException w:name="List Table 2 Accent 1" w:uiPriority="47"/>
+    <w:lsdException w:name="List Table 3 Accent 1" w:uiPriority="48"/>
+    <w:lsdException w:name="List Table 4 Accent 1" w:uiPriority="49"/>
+    <w:lsdException w:name="List Table 5 Dark Accent 1" w:uiPriority="50"/>
+    <w:lsdException w:name="List Table 6 Colorful Accent 1" w:uiPriority="51"/>
+    <w:lsdException w:name="List Table 7 Colorful Accent 1" w:uiPriority="52"/>
+    <w:lsdException w:name="List Table 1 Light Accent 2" w:uiPriority="46"/>
+    <w:lsdException w:name="List Table 2 Accent 2" w:uiPriority="47"/>
+    <w:lsdException w:name="List Table 3 Accent 2" w:uiPriority="48"/>
+    <w:lsdException w:name="List Table 4 Accent 2" w:uiPriority="49"/>
+    <w:lsdException w:name="List Table 5 Dark Accent 2" w:uiPriority="50"/>
+    <w:lsdException w:name="List Table 6 Colorful Accent 2" w:uiPriority="51"/>
+    <w:lsdException w:name="List Table 7 Colorful Accent 2" w:uiPriority="52"/>
+    <w:lsdException w:name="List Table 1 Light Accent 3" w:uiPriority="46"/>
+    <w:lsdException w:name="List Table 2 Accent 3" w:uiPriority="47"/>
+    <w:lsdException w:name="List Table 3 Accent 3" w:uiPriority="48"/>
+    <w:lsdException w:name="List Table 4 Accent 3" w:uiPriority="49"/>
+    <w:lsdException w:name="List Table 5 Dark Accent 3" w:uiPriority="50"/>
+    <w:lsdException w:name="List Table 6 Colorful Accent 3" w:uiPriority="51"/>
+    <w:lsdException w:name="List Table 7 Colorful Accent 3" w:uiPriority="52"/>
+    <w:lsdException w:name="List Table 1 Light Accent 4" w:uiPriority="46"/>
+    <w:lsdException w:name="List Table 2 Accent 4" w:uiPriority="47"/>
+    <w:lsdException w:name="List Table 3 Accent 4" w:uiPriority="48"/>
+    <w:lsdException w:name="List Table 4 Accent 4" w:uiPriority="49"/>
+    <w:lsdException w:name="List Table 5 Dark Accent 4" w:uiPriority="50"/>
+    <w:lsdException w:name="List Table 6 Colorful Accent 4" w:uiPriority="51"/>
+    <w:lsdException w:name="List Table 7 Colorful Accent 4" w:uiPriority="52"/>
+    <w:lsdException w:name="List Table 1 Light Accent 5" w:uiPriority="46"/>
+    <w:lsdException w:name="List Table 2 Accent 5" w:uiPriority="47"/>
+    <w:lsdException w:name="List Table 3 Accent 5" w:uiPriority="48"/>
+    <w:lsdException w:name="List Table 4 Accent 5" w:uiPriority="49"/>
+    <w:lsdException w:name="List Table 5 Dark Accent 5" w:uiPriority="50"/>
+    <w:lsdException w:name="List Table 6 Colorful Accent 5" w:uiPriority="51"/>
+    <w:lsdException w:name="List Table 7 Colorful Accent 5" w:uiPriority="52"/>
+    <w:lsdException w:name="List Table 1 Light Accent 6" w:uiPriority="46"/>
+    <w:lsdException w:name="List Table 2 Accent 6" w:uiPriority="47"/>
+    <w:lsdException w:name="List Table 3 Accent 6" w:uiPriority="48"/>
+    <w:lsdException w:name="List Table 4 Accent 6" w:uiPriority="49"/>
+    <w:lsdException w:name="List Table 5 Dark Accent 6" w:uiPriority="50"/>
+    <w:lsdException w:name="List Table 6 Colorful Accent 6" w:uiPriority="51"/>
+    <w:lsdException w:name="List Table 7 Colorful Accent 6" w:uiPriority="52"/>
+    <w:lsdException w:name="Mention" w:semiHidden="1" w:unhideWhenUsed="1"/>
+    <w:lsdException w:name="Smart Hyperlink" w:semiHidden="1" w:unhideWhenUsed="1"/>
+    <w:lsdException w:name="Hashtag" w:semiHidden="1" w:unhideWhenUsed="1"/>
+    <w:lsdException w:name="Unresolved Mention" w:semiHidden="1" w:unhideWhenUsed="1"/>
+    <w:lsdException w:name="Smart Link" w:semiHidden="1" w:unhideWhenUsed="1"/>
   </w:latentStyles>
-  <w:style w:type="paragraph" w:default="1" w:styleId="1">
+  <w:style w:type="paragraph" w:default="1" w:styleId="Normal">
     <w:name w:val="Normal"/>
     <w:qFormat/>
-    <w:uiPriority w:val="0"/>
     <w:pPr>
       <w:spacing w:after="160" w:line="259" w:lineRule="auto"/>
     </w:pPr>
     <w:rPr>
-      <w:rFonts w:asciiTheme="minorHAnsi" w:hAnsiTheme="minorHAnsi" w:eastAsiaTheme="minorHAnsi" w:cstheme="minorBidi"/>
+      <w:rFonts w:asciiTheme="minorHAnsi" w:eastAsiaTheme="minorHAnsi" w:hAnsiTheme="minorHAnsi" w:cstheme="minorBidi"/>
       <w:sz w:val="22"/>
       <w:szCs w:val="22"/>
-      <w:lang w:val="en-GB" w:eastAsia="en-US" w:bidi="ar-SA"/>
+      <w:lang w:val="en-GB"/>
     </w:rPr>
   </w:style>
-  <w:style w:type="character" w:default="1" w:styleId="2">
+  <w:style w:type="character" w:default="1" w:styleId="DefaultParagraphFont">
     <w:name w:val="Default Paragraph Font"/>
+    <w:uiPriority w:val="1"/>
     <w:semiHidden/>
     <w:unhideWhenUsed/>
-    <w:qFormat/>
-    <w:uiPriority w:val="1"/>
   </w:style>
-  <w:style w:type="table" w:default="1" w:styleId="3">
+  <w:style w:type="table" w:default="1" w:styleId="TableNormal">
     <w:name w:val="Normal Table"/>
+    <w:uiPriority w:val="99"/>
     <w:semiHidden/>
     <w:unhideWhenUsed/>
-    <w:qFormat/>
-    <w:uiPriority w:val="99"/>
     <w:tblPr>
+      <w:tblInd w:w="0" w:type="dxa"/>
       <w:tblCellMar>
         <w:top w:w="0" w:type="dxa"/>
         <w:left w:w="108" w:type="dxa"/>
@@ -1607,14 +1659,20 @@
       </w:tblCellMar>
     </w:tblPr>
   </w:style>
-  <w:style w:type="paragraph" w:styleId="4">
+  <w:style w:type="numbering" w:default="1" w:styleId="NoList">
+    <w:name w:val="No List"/>
+    <w:uiPriority w:val="99"/>
+    <w:semiHidden/>
+    <w:unhideWhenUsed/>
+  </w:style>
+  <w:style w:type="paragraph" w:styleId="BalloonText">
     <w:name w:val="Balloon Text"/>
-    <w:basedOn w:val="1"/>
-    <w:link w:val="13"/>
+    <w:basedOn w:val="Normal"/>
+    <w:link w:val="BalloonTextChar"/>
+    <w:uiPriority w:val="99"/>
     <w:semiHidden/>
     <w:unhideWhenUsed/>
     <w:qFormat/>
-    <w:uiPriority w:val="99"/>
     <w:pPr>
       <w:spacing w:after="0" w:line="240" w:lineRule="auto"/>
     </w:pPr>
@@ -1624,26 +1682,26 @@
       <w:szCs w:val="16"/>
     </w:rPr>
   </w:style>
-  <w:style w:type="character" w:styleId="5">
+  <w:style w:type="character" w:styleId="CommentReference">
     <w:name w:val="annotation reference"/>
-    <w:basedOn w:val="2"/>
+    <w:basedOn w:val="DefaultParagraphFont"/>
+    <w:uiPriority w:val="99"/>
     <w:semiHidden/>
     <w:unhideWhenUsed/>
     <w:qFormat/>
-    <w:uiPriority w:val="99"/>
     <w:rPr>
       <w:sz w:val="16"/>
       <w:szCs w:val="16"/>
     </w:rPr>
   </w:style>
-  <w:style w:type="paragraph" w:styleId="6">
+  <w:style w:type="paragraph" w:styleId="CommentText">
     <w:name w:val="annotation text"/>
-    <w:basedOn w:val="1"/>
-    <w:link w:val="14"/>
+    <w:basedOn w:val="Normal"/>
+    <w:link w:val="CommentTextChar"/>
+    <w:uiPriority w:val="99"/>
     <w:semiHidden/>
     <w:unhideWhenUsed/>
     <w:qFormat/>
-    <w:uiPriority w:val="99"/>
     <w:pPr>
       <w:spacing w:line="240" w:lineRule="auto"/>
     </w:pPr>
@@ -1652,131 +1710,131 @@
       <w:szCs w:val="20"/>
     </w:rPr>
   </w:style>
-  <w:style w:type="paragraph" w:styleId="7">
+  <w:style w:type="paragraph" w:styleId="CommentSubject">
     <w:name w:val="annotation subject"/>
-    <w:basedOn w:val="6"/>
-    <w:next w:val="6"/>
-    <w:link w:val="15"/>
+    <w:basedOn w:val="CommentText"/>
+    <w:next w:val="CommentText"/>
+    <w:link w:val="CommentSubjectChar"/>
+    <w:uiPriority w:val="99"/>
     <w:semiHidden/>
     <w:unhideWhenUsed/>
     <w:qFormat/>
-    <w:uiPriority w:val="99"/>
     <w:rPr>
       <w:b/>
       <w:bCs/>
     </w:rPr>
   </w:style>
-  <w:style w:type="paragraph" w:styleId="8">
+  <w:style w:type="paragraph" w:styleId="NormalWeb">
     <w:name w:val="Normal (Web)"/>
-    <w:basedOn w:val="1"/>
+    <w:basedOn w:val="Normal"/>
+    <w:uiPriority w:val="99"/>
     <w:semiHidden/>
     <w:unhideWhenUsed/>
     <w:qFormat/>
-    <w:uiPriority w:val="99"/>
     <w:pPr>
       <w:spacing w:before="100" w:beforeAutospacing="1" w:after="100" w:afterAutospacing="1" w:line="240" w:lineRule="auto"/>
     </w:pPr>
     <w:rPr>
-      <w:rFonts w:ascii="Times New Roman" w:hAnsi="Times New Roman" w:eastAsia="Times New Roman" w:cs="Times New Roman"/>
+      <w:rFonts w:ascii="Times New Roman" w:eastAsia="Times New Roman" w:hAnsi="Times New Roman" w:cs="Times New Roman"/>
       <w:sz w:val="24"/>
       <w:szCs w:val="24"/>
       <w:lang w:val="en-US"/>
     </w:rPr>
   </w:style>
-  <w:style w:type="table" w:styleId="9">
+  <w:style w:type="table" w:styleId="TableGrid">
     <w:name w:val="Table Grid"/>
-    <w:basedOn w:val="3"/>
+    <w:basedOn w:val="TableNormal"/>
+    <w:uiPriority w:val="59"/>
     <w:qFormat/>
-    <w:uiPriority w:val="59"/>
     <w:tblPr>
       <w:tblBorders>
-        <w:top w:val="single" w:color="auto" w:sz="4" w:space="0"/>
-        <w:left w:val="single" w:color="auto" w:sz="4" w:space="0"/>
-        <w:bottom w:val="single" w:color="auto" w:sz="4" w:space="0"/>
-        <w:right w:val="single" w:color="auto" w:sz="4" w:space="0"/>
-        <w:insideH w:val="single" w:color="auto" w:sz="4" w:space="0"/>
-        <w:insideV w:val="single" w:color="auto" w:sz="4" w:space="0"/>
+        <w:top w:val="single" w:sz="4" w:space="0" w:color="auto"/>
+        <w:left w:val="single" w:sz="4" w:space="0" w:color="auto"/>
+        <w:bottom w:val="single" w:sz="4" w:space="0" w:color="auto"/>
+        <w:right w:val="single" w:sz="4" w:space="0" w:color="auto"/>
+        <w:insideH w:val="single" w:sz="4" w:space="0" w:color="auto"/>
+        <w:insideV w:val="single" w:sz="4" w:space="0" w:color="auto"/>
       </w:tblBorders>
     </w:tblPr>
   </w:style>
-  <w:style w:type="paragraph" w:styleId="10">
+  <w:style w:type="paragraph" w:styleId="Title">
     <w:name w:val="Title"/>
-    <w:basedOn w:val="1"/>
-    <w:next w:val="1"/>
-    <w:link w:val="11"/>
+    <w:basedOn w:val="Normal"/>
+    <w:next w:val="Normal"/>
+    <w:link w:val="TitleChar"/>
+    <w:uiPriority w:val="10"/>
     <w:qFormat/>
-    <w:uiPriority w:val="10"/>
     <w:pPr>
       <w:spacing w:after="0" w:line="240" w:lineRule="auto"/>
       <w:contextualSpacing/>
     </w:pPr>
     <w:rPr>
-      <w:rFonts w:asciiTheme="majorHAnsi" w:hAnsiTheme="majorHAnsi" w:eastAsiaTheme="majorEastAsia" w:cstheme="majorBidi"/>
+      <w:rFonts w:asciiTheme="majorHAnsi" w:eastAsiaTheme="majorEastAsia" w:hAnsiTheme="majorHAnsi" w:cstheme="majorBidi"/>
       <w:spacing w:val="-10"/>
       <w:kern w:val="28"/>
       <w:sz w:val="56"/>
       <w:szCs w:val="56"/>
     </w:rPr>
   </w:style>
-  <w:style w:type="character" w:customStyle="1" w:styleId="11">
+  <w:style w:type="character" w:customStyle="1" w:styleId="TitleChar">
     <w:name w:val="Title Char"/>
-    <w:basedOn w:val="2"/>
-    <w:link w:val="10"/>
+    <w:basedOn w:val="DefaultParagraphFont"/>
+    <w:link w:val="Title"/>
+    <w:uiPriority w:val="10"/>
     <w:qFormat/>
-    <w:uiPriority w:val="10"/>
     <w:rPr>
-      <w:rFonts w:asciiTheme="majorHAnsi" w:hAnsiTheme="majorHAnsi" w:eastAsiaTheme="majorEastAsia" w:cstheme="majorBidi"/>
+      <w:rFonts w:asciiTheme="majorHAnsi" w:eastAsiaTheme="majorEastAsia" w:hAnsiTheme="majorHAnsi" w:cstheme="majorBidi"/>
       <w:spacing w:val="-10"/>
       <w:kern w:val="28"/>
       <w:sz w:val="56"/>
       <w:szCs w:val="56"/>
     </w:rPr>
   </w:style>
-  <w:style w:type="paragraph" w:styleId="12">
+  <w:style w:type="paragraph" w:styleId="ListParagraph">
     <w:name w:val="List Paragraph"/>
-    <w:basedOn w:val="1"/>
+    <w:basedOn w:val="Normal"/>
+    <w:uiPriority w:val="34"/>
     <w:qFormat/>
-    <w:uiPriority w:val="34"/>
     <w:pPr>
       <w:spacing w:after="200" w:line="276" w:lineRule="auto"/>
       <w:ind w:left="720"/>
       <w:contextualSpacing/>
     </w:pPr>
   </w:style>
-  <w:style w:type="character" w:customStyle="1" w:styleId="13">
+  <w:style w:type="character" w:customStyle="1" w:styleId="BalloonTextChar">
     <w:name w:val="Balloon Text Char"/>
-    <w:basedOn w:val="2"/>
-    <w:link w:val="4"/>
+    <w:basedOn w:val="DefaultParagraphFont"/>
+    <w:link w:val="BalloonText"/>
+    <w:uiPriority w:val="99"/>
     <w:semiHidden/>
     <w:qFormat/>
-    <w:uiPriority w:val="99"/>
     <w:rPr>
       <w:rFonts w:ascii="Tahoma" w:hAnsi="Tahoma" w:cs="Tahoma"/>
       <w:sz w:val="16"/>
       <w:szCs w:val="16"/>
     </w:rPr>
   </w:style>
-  <w:style w:type="character" w:customStyle="1" w:styleId="14">
+  <w:style w:type="character" w:customStyle="1" w:styleId="CommentTextChar">
     <w:name w:val="Comment Text Char"/>
-    <w:basedOn w:val="2"/>
-    <w:link w:val="6"/>
+    <w:basedOn w:val="DefaultParagraphFont"/>
+    <w:link w:val="CommentText"/>
+    <w:uiPriority w:val="99"/>
     <w:semiHidden/>
     <w:qFormat/>
-    <w:uiPriority w:val="99"/>
     <w:rPr>
-      <w:rFonts w:asciiTheme="minorHAnsi" w:hAnsiTheme="minorHAnsi" w:eastAsiaTheme="minorHAnsi" w:cstheme="minorBidi"/>
+      <w:rFonts w:asciiTheme="minorHAnsi" w:eastAsiaTheme="minorHAnsi" w:hAnsiTheme="minorHAnsi" w:cstheme="minorBidi"/>
       <w:lang w:val="en-GB" w:eastAsia="en-US"/>
     </w:rPr>
   </w:style>
-  <w:style w:type="character" w:customStyle="1" w:styleId="15">
+  <w:style w:type="character" w:customStyle="1" w:styleId="CommentSubjectChar">
     <w:name w:val="Comment Subject Char"/>
-    <w:basedOn w:val="14"/>
-    <w:link w:val="7"/>
+    <w:basedOn w:val="CommentTextChar"/>
+    <w:link w:val="CommentSubject"/>
+    <w:uiPriority w:val="99"/>
     <w:semiHidden/>
     <w:qFormat/>
-    <w:uiPriority w:val="99"/>
     <w:rPr>
-      <w:rFonts w:asciiTheme="minorHAnsi" w:hAnsiTheme="minorHAnsi" w:eastAsiaTheme="minorHAnsi" w:cstheme="minorBidi"/>
+      <w:rFonts w:asciiTheme="minorHAnsi" w:eastAsiaTheme="minorHAnsi" w:hAnsiTheme="minorHAnsi" w:cstheme="minorBidi"/>
       <w:b/>
       <w:bCs/>
       <w:lang w:val="en-GB" w:eastAsia="en-US"/>
@@ -2054,5 +2112,6 @@
     </a:fmtScheme>
   </a:themeElements>
   <a:objectDefaults/>
+  <a:extraClrSchemeLst/>
 </a:theme>
 </file>